--- a/hoja de vida Rodney csharp.docx
+++ b/hoja de vida Rodney csharp.docx
@@ -1,6 +1,6 @@
 
 <file path=word/document.xml><?xml version="1.0" encoding="utf-8"?>
-<w:document xmlns:wpc="http://schemas.microsoft.com/office/word/2010/wordprocessingCanvas" xmlns:cx="http://schemas.microsoft.com/office/drawing/2014/chartex" xmlns:cx1="http://schemas.microsoft.com/office/drawing/2015/9/8/chartex" xmlns:cx2="http://schemas.microsoft.com/office/drawing/2015/10/21/chartex" xmlns:cx3="http://schemas.microsoft.com/office/drawing/2016/5/9/chartex" xmlns:cx4="http://schemas.microsoft.com/office/drawing/2016/5/10/chartex" xmlns:cx5="http://schemas.microsoft.com/office/drawing/2016/5/11/chartex" xmlns:cx6="http://schemas.microsoft.com/office/drawing/2016/5/12/chartex" xmlns:cx7="http://schemas.microsoft.com/office/drawing/2016/5/13/chartex" xmlns:cx8="http://schemas.microsoft.com/office/drawing/2016/5/14/chartex" xmlns:mc="http://schemas.openxmlformats.org/markup-compatibility/2006" xmlns:aink="http://schemas.microsoft.com/office/drawing/2016/ink" xmlns:am3d="http://schemas.microsoft.com/office/drawing/2017/model3d" xmlns:o="urn:schemas-microsoft-com:office:office" xmlns:oel="http://schemas.microsoft.com/office/2019/extlst" xmlns:r="http://schemas.openxmlformats.org/officeDocument/2006/relationships" xmlns:m="http://schemas.openxmlformats.org/officeDocument/2006/math" xmlns:v="urn:schemas-microsoft-com:vml" xmlns:wp14="http://schemas.microsoft.com/office/word/2010/wordprocessingDrawing" xmlns:wp="http://schemas.openxmlformats.org/drawingml/2006/wordprocessingDrawing" xmlns:w10="urn:schemas-microsoft-com:office:word" xmlns:w="http://schemas.openxmlformats.org/wordprocessingml/2006/main" xmlns:w14="http://schemas.microsoft.com/office/word/2010/wordml" xmlns:w15="http://schemas.microsoft.com/office/word/2012/wordml" xmlns:w16cex="http://schemas.microsoft.com/office/word/2018/wordml/cex" xmlns:w16cid="http://schemas.microsoft.com/office/word/2016/wordml/cid" xmlns:w16="http://schemas.microsoft.com/office/word/2018/wordml" xmlns:w16du="http://schemas.microsoft.com/office/word/2023/wordml/word16du" xmlns:w16sdtdh="http://schemas.microsoft.com/office/word/2020/wordml/sdtdatahash" xmlns:w16sdtfl="http://schemas.microsoft.com/office/word/2024/wordml/sdtformatlock" xmlns:w16se="http://schemas.microsoft.com/office/word/2015/wordml/symex" xmlns:wpg="http://schemas.microsoft.com/office/word/2010/wordprocessingGroup" xmlns:wpi="http://schemas.microsoft.com/office/word/2010/wordprocessingInk" xmlns:wne="http://schemas.microsoft.com/office/word/2006/wordml" xmlns:wps="http://schemas.microsoft.com/office/word/2010/wordprocessingShape" mc:Ignorable="w14 w15 w16se w16cid w16 w16cex w16sdtdh w16sdtfl w16du wp14">
+<w:document xmlns:wpc="http://schemas.microsoft.com/office/word/2010/wordprocessingCanvas" xmlns:mc="http://schemas.openxmlformats.org/markup-compatibility/2006" xmlns:o="urn:schemas-microsoft-com:office:office" xmlns:r="http://schemas.openxmlformats.org/officeDocument/2006/relationships" xmlns:m="http://schemas.openxmlformats.org/officeDocument/2006/math" xmlns:v="urn:schemas-microsoft-com:vml" xmlns:wp14="http://schemas.microsoft.com/office/word/2010/wordprocessingDrawing" xmlns:wp="http://schemas.openxmlformats.org/drawingml/2006/wordprocessingDrawing" xmlns:w10="urn:schemas-microsoft-com:office:word" xmlns:w="http://schemas.openxmlformats.org/wordprocessingml/2006/main" xmlns:w14="http://schemas.microsoft.com/office/word/2010/wordml" xmlns:wpg="http://schemas.microsoft.com/office/word/2010/wordprocessingGroup" xmlns:wpi="http://schemas.microsoft.com/office/word/2010/wordprocessingInk" xmlns:wne="http://schemas.microsoft.com/office/word/2006/wordml" xmlns:wps="http://schemas.microsoft.com/office/word/2010/wordprocessingShape" mc:Ignorable="w14 wp14">
   <w:body>
     <w:p>
       <w:pPr>
@@ -24,6 +24,7 @@
       <w:r>
         <w:rPr>
           <w:noProof/>
+          <w:lang w:val="es-CO" w:eastAsia="es-CO"/>
         </w:rPr>
         <w:drawing>
           <wp:anchor distT="0" distB="0" distL="0" distR="0" simplePos="0" relativeHeight="15728640" behindDoc="0" locked="0" layoutInCell="1" allowOverlap="1" wp14:anchorId="1CF52826" wp14:editId="04120E7A">
@@ -49,7 +50,7 @@
                     <pic:cNvPicPr/>
                   </pic:nvPicPr>
                   <pic:blipFill>
-                    <a:blip r:embed="rId7" cstate="print"/>
+                    <a:blip r:embed="rId8" cstate="print"/>
                     <a:stretch>
                       <a:fillRect/>
                     </a:stretch>
@@ -257,7 +258,7 @@
         </w:rPr>
         <w:t xml:space="preserve"> </w:t>
       </w:r>
-      <w:hyperlink r:id="rId8">
+      <w:hyperlink r:id="rId9">
         <w:r>
           <w:rPr>
             <w:rFonts w:ascii="Times New Roman"/>
@@ -456,7 +457,7 @@
           <w:rFonts w:ascii="Times New Roman" w:hAnsi="Times New Roman"/>
           <w:sz w:val="20"/>
         </w:rPr>
-        <w:t xml:space="preserve">, PostgreSQL, </w:t>
+        <w:t xml:space="preserve">, </w:t>
       </w:r>
       <w:proofErr w:type="spellStart"/>
       <w:r>
@@ -464,6 +465,22 @@
           <w:rFonts w:ascii="Times New Roman" w:hAnsi="Times New Roman"/>
           <w:sz w:val="20"/>
         </w:rPr>
+        <w:t>PostgreSQL</w:t>
+      </w:r>
+      <w:proofErr w:type="spellEnd"/>
+      <w:r>
+        <w:rPr>
+          <w:rFonts w:ascii="Times New Roman" w:hAnsi="Times New Roman"/>
+          <w:sz w:val="20"/>
+        </w:rPr>
+        <w:t xml:space="preserve">, </w:t>
+      </w:r>
+      <w:proofErr w:type="spellStart"/>
+      <w:r>
+        <w:rPr>
+          <w:rFonts w:ascii="Times New Roman" w:hAnsi="Times New Roman"/>
+          <w:sz w:val="20"/>
+        </w:rPr>
         <w:t>SqlServer</w:t>
       </w:r>
       <w:proofErr w:type="spellEnd"/>
@@ -516,8 +533,17 @@
           <w:rFonts w:ascii="Times New Roman" w:hAnsi="Times New Roman"/>
           <w:sz w:val="20"/>
         </w:rPr>
-        <w:t>Spring Boot</w:t>
-      </w:r>
+        <w:t xml:space="preserve">Spring </w:t>
+      </w:r>
+      <w:proofErr w:type="spellStart"/>
+      <w:r>
+        <w:rPr>
+          <w:rFonts w:ascii="Times New Roman" w:hAnsi="Times New Roman"/>
+          <w:sz w:val="20"/>
+        </w:rPr>
+        <w:t>Boot</w:t>
+      </w:r>
+      <w:proofErr w:type="spellEnd"/>
       <w:r>
         <w:rPr>
           <w:rFonts w:ascii="Times New Roman" w:hAnsi="Times New Roman"/>
@@ -1019,11 +1045,11 @@
         </w:rPr>
       </w:pPr>
       <w:r>
-        <w:t xml:space="preserve">Elaboración de aplicación de inventario y Contable para los contratistas de BAVARIA </w:t>
+        <w:t>Elaboración de aplicación de inventario y Contable para los contratistas de BAVARIA S</w:t>
       </w:r>
       <w:proofErr w:type="gramStart"/>
       <w:r>
-        <w:t>S:A</w:t>
+        <w:t>:A</w:t>
       </w:r>
       <w:proofErr w:type="gramEnd"/>
       <w:r>
@@ -1270,7 +1296,7 @@
           <w:rFonts w:ascii="Symbol" w:hAnsi="Symbol"/>
         </w:rPr>
         <w:sectPr>
-          <w:footerReference w:type="default" r:id="rId9"/>
+          <w:footerReference w:type="default" r:id="rId10"/>
           <w:type w:val="continuous"/>
           <w:pgSz w:w="12250" w:h="15850"/>
           <w:pgMar w:top="1300" w:right="850" w:bottom="880" w:left="1700" w:header="0" w:footer="687" w:gutter="0"/>
@@ -2721,7 +2747,6 @@
           <w:rFonts w:ascii="Symbol" w:hAnsi="Symbol"/>
         </w:rPr>
       </w:pPr>
-      <w:proofErr w:type="gramStart"/>
       <w:r>
         <w:t>Programa</w:t>
       </w:r>
@@ -2734,7 +2759,6 @@
       <w:r>
         <w:t>contables</w:t>
       </w:r>
-      <w:proofErr w:type="gramEnd"/>
       <w:r>
         <w:rPr>
           <w:spacing w:val="-5"/>
@@ -2892,8 +2916,13 @@
         </w:rPr>
         <w:t xml:space="preserve"> </w:t>
       </w:r>
-      <w:r>
-        <w:t>Sever,</w:t>
+      <w:proofErr w:type="spellStart"/>
+      <w:r>
+        <w:t>Sever</w:t>
+      </w:r>
+      <w:proofErr w:type="spellEnd"/>
+      <w:r>
+        <w:t>,</w:t>
       </w:r>
       <w:r>
         <w:rPr>
@@ -2901,6 +2930,7 @@
         </w:rPr>
         <w:t xml:space="preserve"> </w:t>
       </w:r>
+      <w:proofErr w:type="spellStart"/>
       <w:r>
         <w:t>Pos</w:t>
       </w:r>
@@ -2908,7 +2938,11 @@
         <w:t>t</w:t>
       </w:r>
       <w:r>
-        <w:t>greSQL,</w:t>
+        <w:t>greSQL</w:t>
+      </w:r>
+      <w:proofErr w:type="spellEnd"/>
+      <w:r>
+        <w:t>,</w:t>
       </w:r>
       <w:r>
         <w:rPr>
@@ -2986,7 +3020,7 @@
       <w:r>
         <w:t xml:space="preserve"> Server, </w:t>
       </w:r>
-      <w:proofErr w:type="gramStart"/>
+      <w:proofErr w:type="spellStart"/>
       <w:r>
         <w:t>Pos</w:t>
       </w:r>
@@ -2994,11 +3028,11 @@
         <w:t>t</w:t>
       </w:r>
       <w:r>
-        <w:t>greSQL ,</w:t>
-      </w:r>
-      <w:proofErr w:type="gramEnd"/>
-      <w:r>
-        <w:t xml:space="preserve"> MSDE y</w:t>
+        <w:t>greSQL</w:t>
+      </w:r>
+      <w:proofErr w:type="spellEnd"/>
+      <w:r>
+        <w:t xml:space="preserve"> , MSDE y</w:t>
       </w:r>
       <w:r>
         <w:rPr>
@@ -3456,7 +3490,19 @@
           <w:sz w:val="20"/>
         </w:rPr>
         <w:tab/>
-        <w:t>: Desarrollar ERP Interno, soporte a</w:t>
+        <w:t>:</w:t>
+      </w:r>
+      <w:r>
+        <w:rPr>
+          <w:sz w:val="20"/>
+        </w:rPr>
+        <w:t xml:space="preserve"> </w:t>
+      </w:r>
+      <w:r>
+        <w:rPr>
+          <w:sz w:val="20"/>
+        </w:rPr>
+        <w:t>Desarrollar ERP Interno, soporte a</w:t>
       </w:r>
       <w:r>
         <w:rPr>
@@ -3504,106 +3550,82 @@
         </w:rPr>
         <w:t xml:space="preserve"> </w:t>
       </w:r>
-      <w:r>
-        <w:rPr>
-          <w:sz w:val="20"/>
-        </w:rPr>
-        <w:t>realización</w:t>
-      </w:r>
-      <w:r>
-        <w:rPr>
-          <w:spacing w:val="-3"/>
-          <w:sz w:val="20"/>
-        </w:rPr>
-        <w:t xml:space="preserve"> </w:t>
-      </w:r>
-      <w:r>
-        <w:rPr>
-          <w:sz w:val="20"/>
-        </w:rPr>
-        <w:t>de</w:t>
-      </w:r>
-      <w:r>
-        <w:rPr>
-          <w:spacing w:val="-3"/>
-          <w:sz w:val="20"/>
-        </w:rPr>
-        <w:t xml:space="preserve"> </w:t>
-      </w:r>
-      <w:r>
-        <w:rPr>
-          <w:sz w:val="20"/>
-        </w:rPr>
-        <w:t>informes</w:t>
-      </w:r>
-      <w:r>
-        <w:rPr>
-          <w:spacing w:val="-4"/>
-          <w:sz w:val="20"/>
-        </w:rPr>
-        <w:t xml:space="preserve"> </w:t>
-      </w:r>
-      <w:r>
-        <w:rPr>
-          <w:sz w:val="20"/>
-        </w:rPr>
-        <w:t>en</w:t>
-      </w:r>
-      <w:r>
-        <w:rPr>
-          <w:spacing w:val="-4"/>
-          <w:sz w:val="20"/>
-        </w:rPr>
-        <w:t xml:space="preserve"> </w:t>
-      </w:r>
       <w:proofErr w:type="spellStart"/>
       <w:r>
         <w:rPr>
           <w:sz w:val="20"/>
         </w:rPr>
-        <w:t>Crystal</w:t>
+        <w:t>Integracion</w:t>
       </w:r>
       <w:proofErr w:type="spellEnd"/>
       <w:r>
         <w:rPr>
-          <w:spacing w:val="-4"/>
-          <w:sz w:val="20"/>
-        </w:rPr>
-        <w:t xml:space="preserve"> </w:t>
+          <w:sz w:val="20"/>
+        </w:rPr>
+        <w:t xml:space="preserve"> con facturación electrónica usando </w:t>
       </w:r>
       <w:proofErr w:type="spellStart"/>
       <w:r>
         <w:rPr>
           <w:sz w:val="20"/>
         </w:rPr>
-        <w:t>Report</w:t>
+        <w:t>c#</w:t>
       </w:r>
       <w:proofErr w:type="spellEnd"/>
-      <w:r>
-        <w:rPr>
-          <w:spacing w:val="-5"/>
-          <w:sz w:val="20"/>
-        </w:rPr>
-        <w:t xml:space="preserve"> </w:t>
-      </w:r>
-      <w:r>
-        <w:rPr>
-          <w:sz w:val="20"/>
-        </w:rPr>
-        <w:t>y</w:t>
-      </w:r>
-      <w:r>
-        <w:rPr>
-          <w:spacing w:val="-1"/>
-          <w:sz w:val="20"/>
-        </w:rPr>
-        <w:t xml:space="preserve"> </w:t>
-      </w:r>
-      <w:r>
-        <w:rPr>
-          <w:sz w:val="20"/>
-        </w:rPr>
-        <w:t>Excel.</w:t>
+    </w:p>
+    <w:p>
+      <w:pPr>
+        <w:tabs>
+          <w:tab w:val="left" w:pos="2193"/>
+        </w:tabs>
+        <w:ind w:left="2280" w:right="1253" w:hanging="2279"/>
+        <w:rPr>
+          <w:sz w:val="20"/>
+        </w:rPr>
+      </w:pPr>
+      <w:r>
+        <w:rPr>
+          <w:sz w:val="20"/>
+        </w:rPr>
+        <w:t xml:space="preserve">Jefe inmediato           </w:t>
+      </w:r>
+      <w:r>
+        <w:rPr>
+          <w:sz w:val="20"/>
+        </w:rPr>
+        <w:t xml:space="preserve">  </w:t>
+      </w:r>
+      <w:r>
+        <w:rPr>
+          <w:sz w:val="20"/>
+        </w:rPr>
+        <w:t xml:space="preserve">  ;</w:t>
+      </w:r>
+      <w:r>
+        <w:rPr>
+          <w:sz w:val="20"/>
+        </w:rPr>
+        <w:t xml:space="preserve"> </w:t>
+      </w:r>
+      <w:r>
+        <w:rPr>
+          <w:sz w:val="20"/>
+        </w:rPr>
+        <w:t xml:space="preserve">Marco </w:t>
+      </w:r>
+      <w:proofErr w:type="spellStart"/>
+      <w:r>
+        <w:rPr>
+          <w:sz w:val="20"/>
+        </w:rPr>
+        <w:t>Mendinueta</w:t>
+      </w:r>
+      <w:proofErr w:type="spellEnd"/>
+      <w:r>
+        <w:rPr>
+          <w:sz w:val="20"/>
+        </w:rPr>
+        <w:t>.</w:t>
       </w:r>
     </w:p>
     <w:p>
@@ -3620,9 +3642,8 @@
         <w:rPr>
           <w:sz w:val="20"/>
         </w:rPr>
-        <w:t>Jefe inmediato</w:t>
-      </w:r>
-      <w:proofErr w:type="gramStart"/>
+        <w:t>Tiempo de servicio</w:t>
+      </w:r>
       <w:r>
         <w:rPr>
           <w:sz w:val="20"/>
@@ -3631,33 +3652,6 @@
       </w:r>
       <w:r>
         <w:rPr>
-          <w:spacing w:val="-28"/>
-          <w:sz w:val="20"/>
-        </w:rPr>
-        <w:t xml:space="preserve"> </w:t>
-      </w:r>
-      <w:r>
-        <w:rPr>
-          <w:sz w:val="20"/>
-        </w:rPr>
-        <w:t>:</w:t>
-      </w:r>
-      <w:proofErr w:type="gramEnd"/>
-      <w:r>
-        <w:rPr>
-          <w:sz w:val="20"/>
-        </w:rPr>
-        <w:t xml:space="preserve"> James Calvo Tiempo de servicio</w:t>
-      </w:r>
-      <w:proofErr w:type="gramStart"/>
-      <w:r>
-        <w:rPr>
-          <w:sz w:val="20"/>
-        </w:rPr>
-        <w:tab/>
-      </w:r>
-      <w:r>
-        <w:rPr>
           <w:spacing w:val="-40"/>
           <w:sz w:val="20"/>
         </w:rPr>
@@ -3667,14 +3661,7 @@
         <w:rPr>
           <w:sz w:val="20"/>
         </w:rPr>
-        <w:t>:</w:t>
-      </w:r>
-      <w:proofErr w:type="gramEnd"/>
-      <w:r>
-        <w:rPr>
-          <w:sz w:val="20"/>
-        </w:rPr>
-        <w:t xml:space="preserve"> </w:t>
+        <w:t xml:space="preserve">: </w:t>
       </w:r>
       <w:r>
         <w:rPr>
@@ -3780,27 +3767,12 @@
           <w:sz w:val="20"/>
         </w:rPr>
         <w:tab/>
-        <w:t>312</w:t>
-      </w:r>
-      <w:r>
-        <w:rPr>
-          <w:spacing w:val="-4"/>
-          <w:sz w:val="20"/>
-        </w:rPr>
-        <w:t xml:space="preserve"> </w:t>
-      </w:r>
-      <w:r>
-        <w:rPr>
-          <w:sz w:val="20"/>
-        </w:rPr>
-        <w:t>681</w:t>
-      </w:r>
-      <w:r>
-        <w:rPr>
-          <w:spacing w:val="-4"/>
-          <w:sz w:val="20"/>
-        </w:rPr>
-        <w:t xml:space="preserve"> 1324</w:t>
+      </w:r>
+      <w:r>
+        <w:rPr>
+          <w:sz w:val="20"/>
+        </w:rPr>
+        <w:t>304 663 1179</w:t>
       </w:r>
     </w:p>
     <w:p>
@@ -4082,21 +4054,7 @@
         <w:rPr>
           <w:sz w:val="20"/>
         </w:rPr>
-        <w:t xml:space="preserve">escritorio como en Web, Manejo del Sistema SAP, </w:t>
-      </w:r>
-      <w:proofErr w:type="gramStart"/>
-      <w:r>
-        <w:rPr>
-          <w:sz w:val="20"/>
-        </w:rPr>
-        <w:t>realización informes</w:t>
-      </w:r>
-      <w:proofErr w:type="gramEnd"/>
-      <w:r>
-        <w:rPr>
-          <w:sz w:val="20"/>
-        </w:rPr>
-        <w:t xml:space="preserve"> de plantillas en</w:t>
+        <w:t>escritorio como en Web, Manejo del Sistema SAP, realización informes de plantillas en</w:t>
       </w:r>
       <w:r>
         <w:rPr>
@@ -4473,11 +4431,9 @@
         </w:rPr>
         <w:t xml:space="preserve"> </w:t>
       </w:r>
-      <w:proofErr w:type="gramStart"/>
       <w:r>
         <w:t>Septiembre</w:t>
       </w:r>
-      <w:proofErr w:type="gramEnd"/>
       <w:r>
         <w:rPr>
           <w:spacing w:val="-6"/>
@@ -4565,6 +4521,8 @@
         </w:rPr>
         <w:t xml:space="preserve"> </w:t>
       </w:r>
+      <w:bookmarkStart w:id="0" w:name="_GoBack"/>
+      <w:bookmarkEnd w:id="0"/>
       <w:r>
         <w:t>Datos</w:t>
       </w:r>
@@ -4673,42 +4631,35 @@
         <w:ind w:left="2" w:right="7700"/>
       </w:pPr>
       <w:r>
-        <w:t xml:space="preserve">Jaime </w:t>
-      </w:r>
+        <w:t>Kevin Muñoz</w:t>
+      </w:r>
+      <w:r>
+        <w:t xml:space="preserve"> </w:t>
+      </w:r>
+    </w:p>
+    <w:p>
+      <w:r>
+        <w:t>Auxiliar de mantenimiento de PC</w:t>
+      </w:r>
+    </w:p>
+    <w:p>
+      <w:pPr>
+        <w:pStyle w:val="Textoindependiente"/>
+        <w:ind w:left="2" w:right="7700"/>
+      </w:pPr>
       <w:proofErr w:type="spellStart"/>
       <w:r>
-        <w:t>Gutierrez</w:t>
+        <w:t>Cel</w:t>
       </w:r>
       <w:proofErr w:type="spellEnd"/>
       <w:r>
-        <w:t xml:space="preserve"> Contador Público Cel</w:t>
-      </w:r>
-      <w:r>
         <w:rPr>
           <w:spacing w:val="-10"/>
         </w:rPr>
         <w:t xml:space="preserve"> </w:t>
       </w:r>
       <w:r>
-        <w:t>311</w:t>
-      </w:r>
-      <w:r>
-        <w:rPr>
-          <w:spacing w:val="-9"/>
-        </w:rPr>
-        <w:t xml:space="preserve"> </w:t>
-      </w:r>
-      <w:r>
-        <w:t>660</w:t>
-      </w:r>
-      <w:r>
-        <w:rPr>
-          <w:spacing w:val="-9"/>
-        </w:rPr>
-        <w:t xml:space="preserve"> </w:t>
-      </w:r>
-      <w:r>
-        <w:t>2322</w:t>
+        <w:t>300 523 2851</w:t>
       </w:r>
     </w:p>
     <w:p>
@@ -4722,23 +4673,13 @@
         <w:spacing w:before="1" w:line="252" w:lineRule="exact"/>
         <w:ind w:left="2"/>
       </w:pPr>
-      <w:r>
-        <w:t>James</w:t>
-      </w:r>
-      <w:r>
-        <w:rPr>
-          <w:spacing w:val="-4"/>
-        </w:rPr>
-        <w:t xml:space="preserve"> </w:t>
-      </w:r>
-      <w:r>
-        <w:t>Calvo</w:t>
-      </w:r>
-      <w:r>
-        <w:rPr>
-          <w:spacing w:val="-2"/>
-        </w:rPr>
-        <w:t xml:space="preserve"> Dávila</w:t>
+      <w:proofErr w:type="spellStart"/>
+      <w:r>
+        <w:t>Mileidys</w:t>
+      </w:r>
+      <w:proofErr w:type="spellEnd"/>
+      <w:r>
+        <w:t xml:space="preserve"> Torres</w:t>
       </w:r>
     </w:p>
     <w:p>
@@ -4747,39 +4688,47 @@
         <w:ind w:left="2" w:right="6395"/>
       </w:pPr>
       <w:r>
-        <w:t>Jefe</w:t>
-      </w:r>
-      <w:r>
-        <w:rPr>
-          <w:spacing w:val="-8"/>
-        </w:rPr>
-        <w:t xml:space="preserve"> </w:t>
-      </w:r>
-      <w:r>
-        <w:t>de</w:t>
-      </w:r>
-      <w:r>
-        <w:rPr>
-          <w:spacing w:val="-10"/>
-        </w:rPr>
-        <w:t xml:space="preserve"> </w:t>
-      </w:r>
-      <w:r>
-        <w:t>sistemas</w:t>
-      </w:r>
-      <w:r>
-        <w:rPr>
-          <w:spacing w:val="-10"/>
-        </w:rPr>
-        <w:t xml:space="preserve"> </w:t>
+        <w:t xml:space="preserve">Coordinadora de </w:t>
       </w:r>
       <w:proofErr w:type="spellStart"/>
       <w:r>
-        <w:t>Serviparamo</w:t>
+        <w:t>Fa</w:t>
+      </w:r>
+      <w:r>
+        <w:t>cturacion</w:t>
       </w:r>
       <w:proofErr w:type="spellEnd"/>
       <w:r>
-        <w:t xml:space="preserve"> Cel: 312 681 1324</w:t>
+        <w:t xml:space="preserve"> </w:t>
+      </w:r>
+    </w:p>
+    <w:p>
+      <w:pPr>
+        <w:pStyle w:val="Textoindependiente"/>
+        <w:ind w:left="2" w:right="6395"/>
+      </w:pPr>
+      <w:proofErr w:type="spellStart"/>
+      <w:r>
+        <w:t>Cel</w:t>
+      </w:r>
+      <w:proofErr w:type="spellEnd"/>
+      <w:r>
+        <w:t>: 31</w:t>
+      </w:r>
+      <w:r>
+        <w:t>3</w:t>
+      </w:r>
+      <w:r>
+        <w:t xml:space="preserve"> </w:t>
+      </w:r>
+      <w:r>
+        <w:t>518</w:t>
+      </w:r>
+      <w:r>
+        <w:t xml:space="preserve"> 1</w:t>
+      </w:r>
+      <w:r>
+        <w:t>760</w:t>
       </w:r>
     </w:p>
     <w:p>
@@ -4823,7 +4772,8 @@
         <w:spacing w:before="1"/>
         <w:ind w:left="2930"/>
         <w:rPr>
-          <w:u w:val="none"/>
+          <w:spacing w:val="-2"/>
+          <w:u w:val="thick"/>
         </w:rPr>
       </w:pPr>
       <w:r>
@@ -4849,13 +4799,85 @@
     </w:p>
     <w:p>
       <w:pPr>
-        <w:pStyle w:val="Textoindependiente"/>
-        <w:spacing w:before="251"/>
-        <w:ind w:left="2" w:right="6395"/>
-      </w:pPr>
+        <w:pStyle w:val="Ttulo2"/>
+        <w:spacing w:before="1"/>
+        <w:ind w:left="2930"/>
+        <w:rPr>
+          <w:u w:val="none"/>
+        </w:rPr>
+      </w:pPr>
+    </w:p>
+    <w:p>
+      <w:proofErr w:type="spellStart"/>
+      <w:r>
+        <w:t>Yari</w:t>
+      </w:r>
+      <w:proofErr w:type="spellEnd"/>
+      <w:r>
+        <w:rPr>
+          <w:spacing w:val="-16"/>
+        </w:rPr>
+        <w:t xml:space="preserve"> </w:t>
+      </w:r>
+      <w:r>
+        <w:t>Zapata</w:t>
+      </w:r>
+    </w:p>
+    <w:p>
+      <w:r>
+        <w:rPr>
+          <w:spacing w:val="-2"/>
+        </w:rPr>
+        <w:t>Licenciada</w:t>
+      </w:r>
+    </w:p>
+    <w:p>
+      <w:proofErr w:type="spellStart"/>
+      <w:r>
+        <w:t>Cel</w:t>
+      </w:r>
+      <w:proofErr w:type="spellEnd"/>
+      <w:r>
+        <w:t>:</w:t>
+      </w:r>
+      <w:r>
+        <w:rPr>
+          <w:spacing w:val="-2"/>
+        </w:rPr>
+        <w:t xml:space="preserve"> </w:t>
+      </w:r>
+      <w:r>
+        <w:t>304</w:t>
+      </w:r>
+      <w:r>
+        <w:rPr>
+          <w:spacing w:val="-2"/>
+        </w:rPr>
+        <w:t xml:space="preserve"> </w:t>
+      </w:r>
+      <w:r>
+        <w:t>382</w:t>
+      </w:r>
+      <w:r>
+        <w:rPr>
+          <w:spacing w:val="-3"/>
+        </w:rPr>
+        <w:t xml:space="preserve"> </w:t>
+      </w:r>
+      <w:r>
+        <w:rPr>
+          <w:spacing w:val="-4"/>
+        </w:rPr>
+        <w:t>8063</w:t>
+      </w:r>
+    </w:p>
+    <w:p/>
+    <w:p>
+      <w:proofErr w:type="spellStart"/>
       <w:r>
         <w:t>Delaney</w:t>
       </w:r>
+      <w:proofErr w:type="spellEnd"/>
       <w:r>
         <w:rPr>
           <w:spacing w:val="-16"/>
@@ -4872,49 +4894,61 @@
         <w:t xml:space="preserve"> </w:t>
       </w:r>
       <w:r>
-        <w:t xml:space="preserve">Gamarra </w:t>
-      </w:r>
+        <w:t>Gamarra</w:t>
+      </w:r>
+    </w:p>
+    <w:p>
+      <w:r>
+        <w:rPr>
+          <w:spacing w:val="-2"/>
+        </w:rPr>
+        <w:t>Secretaria</w:t>
+      </w:r>
+    </w:p>
+    <w:p>
+      <w:pPr>
+        <w:rPr>
+          <w:sz w:val="20"/>
+        </w:rPr>
+      </w:pPr>
       <w:proofErr w:type="gramStart"/>
       <w:r>
-        <w:rPr>
-          <w:spacing w:val="-2"/>
-        </w:rPr>
-        <w:t>Secretaria</w:t>
+        <w:t>Tel</w:t>
+      </w:r>
+      <w:r>
+        <w:rPr>
+          <w:spacing w:val="-3"/>
+        </w:rPr>
+        <w:t xml:space="preserve"> </w:t>
+      </w:r>
+      <w:r>
+        <w:t>:</w:t>
       </w:r>
       <w:proofErr w:type="gramEnd"/>
-    </w:p>
-    <w:p>
-      <w:pPr>
-        <w:ind w:left="2"/>
-        <w:rPr>
-          <w:sz w:val="20"/>
-        </w:rPr>
-      </w:pPr>
-      <w:proofErr w:type="gramStart"/>
-      <w:r>
-        <w:t>Tel</w:t>
+      <w:r>
+        <w:rPr>
+          <w:spacing w:val="-1"/>
+        </w:rPr>
+        <w:t xml:space="preserve"> </w:t>
+      </w:r>
+      <w:r>
+        <w:rPr>
+          <w:sz w:val="20"/>
+        </w:rPr>
+        <w:t>342</w:t>
       </w:r>
       <w:r>
         <w:rPr>
           <w:spacing w:val="-3"/>
-        </w:rPr>
-        <w:t xml:space="preserve"> </w:t>
-      </w:r>
-      <w:r>
-        <w:t>:</w:t>
-      </w:r>
-      <w:proofErr w:type="gramEnd"/>
-      <w:r>
-        <w:rPr>
-          <w:spacing w:val="-1"/>
-        </w:rPr>
-        <w:t xml:space="preserve"> </w:t>
-      </w:r>
-      <w:r>
-        <w:rPr>
-          <w:sz w:val="20"/>
-        </w:rPr>
-        <w:t>342</w:t>
+          <w:sz w:val="20"/>
+        </w:rPr>
+        <w:t xml:space="preserve"> </w:t>
+      </w:r>
+      <w:r>
+        <w:rPr>
+          <w:sz w:val="20"/>
+        </w:rPr>
+        <w:t>92</w:t>
       </w:r>
       <w:r>
         <w:rPr>
@@ -4925,19 +4959,6 @@
       </w:r>
       <w:r>
         <w:rPr>
-          <w:sz w:val="20"/>
-        </w:rPr>
-        <w:t>92</w:t>
-      </w:r>
-      <w:r>
-        <w:rPr>
-          <w:spacing w:val="-3"/>
-          <w:sz w:val="20"/>
-        </w:rPr>
-        <w:t xml:space="preserve"> </w:t>
-      </w:r>
-      <w:r>
-        <w:rPr>
           <w:spacing w:val="-5"/>
           <w:sz w:val="20"/>
         </w:rPr>
@@ -4964,78 +4985,6 @@
     <w:p>
       <w:pPr>
         <w:pStyle w:val="Textoindependiente"/>
-        <w:ind w:left="2" w:right="7700"/>
-      </w:pPr>
-      <w:r>
-        <w:t>Yari</w:t>
-      </w:r>
-      <w:r>
-        <w:rPr>
-          <w:spacing w:val="-16"/>
-        </w:rPr>
-        <w:t xml:space="preserve"> </w:t>
-      </w:r>
-      <w:r>
-        <w:t xml:space="preserve">Zapata </w:t>
-      </w:r>
-      <w:r>
-        <w:rPr>
-          <w:spacing w:val="-2"/>
-        </w:rPr>
-        <w:t>Licenciada</w:t>
-      </w:r>
-    </w:p>
-    <w:p>
-      <w:pPr>
-        <w:pStyle w:val="Textoindependiente"/>
-        <w:spacing w:line="251" w:lineRule="exact"/>
-        <w:ind w:left="2"/>
-      </w:pPr>
-      <w:r>
-        <w:t>Cel:</w:t>
-      </w:r>
-      <w:r>
-        <w:rPr>
-          <w:spacing w:val="-2"/>
-        </w:rPr>
-        <w:t xml:space="preserve"> </w:t>
-      </w:r>
-      <w:r>
-        <w:t>304</w:t>
-      </w:r>
-      <w:r>
-        <w:rPr>
-          <w:spacing w:val="-2"/>
-        </w:rPr>
-        <w:t xml:space="preserve"> </w:t>
-      </w:r>
-      <w:r>
-        <w:t>382</w:t>
-      </w:r>
-      <w:r>
-        <w:rPr>
-          <w:spacing w:val="-3"/>
-        </w:rPr>
-        <w:t xml:space="preserve"> </w:t>
-      </w:r>
-      <w:r>
-        <w:rPr>
-          <w:spacing w:val="-4"/>
-        </w:rPr>
-        <w:t>8063</w:t>
-      </w:r>
-    </w:p>
-    <w:p>
-      <w:pPr>
-        <w:pStyle w:val="Textoindependiente"/>
-        <w:rPr>
-          <w:sz w:val="20"/>
-        </w:rPr>
-      </w:pPr>
-    </w:p>
-    <w:p>
-      <w:pPr>
-        <w:pStyle w:val="Textoindependiente"/>
         <w:rPr>
           <w:sz w:val="20"/>
         </w:rPr>
@@ -5085,6 +5034,7 @@
         <w:rPr>
           <w:noProof/>
           <w:sz w:val="20"/>
+          <w:lang w:val="es-CO" w:eastAsia="es-CO"/>
         </w:rPr>
         <mc:AlternateContent>
           <mc:Choice Requires="wps">
@@ -5151,7 +5101,7 @@
               </wp:anchor>
             </w:drawing>
           </mc:Choice>
-          <mc:Fallback>
+          <mc:Fallback xmlns:cx="http://schemas.microsoft.com/office/drawing/2014/chartex" xmlns:cx1="http://schemas.microsoft.com/office/drawing/2015/9/8/chartex" xmlns:cx2="http://schemas.microsoft.com/office/drawing/2015/10/21/chartex" xmlns:cx3="http://schemas.microsoft.com/office/drawing/2016/5/9/chartex" xmlns:cx4="http://schemas.microsoft.com/office/drawing/2016/5/10/chartex" xmlns:cx5="http://schemas.microsoft.com/office/drawing/2016/5/11/chartex" xmlns:cx6="http://schemas.microsoft.com/office/drawing/2016/5/12/chartex" xmlns:cx7="http://schemas.microsoft.com/office/drawing/2016/5/13/chartex" xmlns:cx8="http://schemas.microsoft.com/office/drawing/2016/5/14/chartex" xmlns:aink="http://schemas.microsoft.com/office/drawing/2016/ink" xmlns:am3d="http://schemas.microsoft.com/office/drawing/2017/model3d" xmlns:oel="http://schemas.microsoft.com/office/2019/extlst" xmlns:w15="http://schemas.microsoft.com/office/word/2012/wordml" xmlns:w16cex="http://schemas.microsoft.com/office/word/2018/wordml/cex" xmlns:w16cid="http://schemas.microsoft.com/office/word/2016/wordml/cid" xmlns:w16="http://schemas.microsoft.com/office/word/2018/wordml" xmlns:w16du="http://schemas.microsoft.com/office/word/2023/wordml/word16du" xmlns:w16sdtdh="http://schemas.microsoft.com/office/word/2020/wordml/sdtdatahash" xmlns:w16sdtfl="http://schemas.microsoft.com/office/word/2024/wordml/sdtformatlock" xmlns:w16se="http://schemas.microsoft.com/office/word/2015/wordml/symex">
             <w:pict>
               <v:shape w14:anchorId="73F2612B" id="Graphic 3" o:spid="_x0000_s1026" style="position:absolute;margin-left:85.1pt;margin-top:21.65pt;width:2in;height:.1pt;z-index:-15728128;visibility:visible;mso-wrap-style:square;mso-wrap-distance-left:0;mso-wrap-distance-top:0;mso-wrap-distance-right:0;mso-wrap-distance-bottom:0;mso-position-horizontal:absolute;mso-position-horizontal-relative:page;mso-position-vertical:absolute;mso-position-vertical-relative:text;v-text-anchor:top" coordsize="1828800,1270" o:gfxdata="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" path="m,l1828749,e" filled="f" strokeweight=".17183mm">
                 <v:path arrowok="t"/>
@@ -5304,7 +5254,7 @@
 </file>
 
 <file path=word/endnotes.xml><?xml version="1.0" encoding="utf-8"?>
-<w:endnotes xmlns:wpc="http://schemas.microsoft.com/office/word/2010/wordprocessingCanvas" xmlns:cx="http://schemas.microsoft.com/office/drawing/2014/chartex" xmlns:cx1="http://schemas.microsoft.com/office/drawing/2015/9/8/chartex" xmlns:cx2="http://schemas.microsoft.com/office/drawing/2015/10/21/chartex" xmlns:cx3="http://schemas.microsoft.com/office/drawing/2016/5/9/chartex" xmlns:cx4="http://schemas.microsoft.com/office/drawing/2016/5/10/chartex" xmlns:cx5="http://schemas.microsoft.com/office/drawing/2016/5/11/chartex" xmlns:cx6="http://schemas.microsoft.com/office/drawing/2016/5/12/chartex" xmlns:cx7="http://schemas.microsoft.com/office/drawing/2016/5/13/chartex" xmlns:cx8="http://schemas.microsoft.com/office/drawing/2016/5/14/chartex" xmlns:mc="http://schemas.openxmlformats.org/markup-compatibility/2006" xmlns:aink="http://schemas.microsoft.com/office/drawing/2016/ink" xmlns:am3d="http://schemas.microsoft.com/office/drawing/2017/model3d" xmlns:o="urn:schemas-microsoft-com:office:office" xmlns:oel="http://schemas.microsoft.com/office/2019/extlst" xmlns:r="http://schemas.openxmlformats.org/officeDocument/2006/relationships" xmlns:m="http://schemas.openxmlformats.org/officeDocument/2006/math" xmlns:v="urn:schemas-microsoft-com:vml" xmlns:wp14="http://schemas.microsoft.com/office/word/2010/wordprocessingDrawing" xmlns:wp="http://schemas.openxmlformats.org/drawingml/2006/wordprocessingDrawing" xmlns:w10="urn:schemas-microsoft-com:office:word" xmlns:w="http://schemas.openxmlformats.org/wordprocessingml/2006/main" xmlns:w14="http://schemas.microsoft.com/office/word/2010/wordml" xmlns:w15="http://schemas.microsoft.com/office/word/2012/wordml" xmlns:w16cex="http://schemas.microsoft.com/office/word/2018/wordml/cex" xmlns:w16cid="http://schemas.microsoft.com/office/word/2016/wordml/cid" xmlns:w16="http://schemas.microsoft.com/office/word/2018/wordml" xmlns:w16du="http://schemas.microsoft.com/office/word/2023/wordml/word16du" xmlns:w16sdtdh="http://schemas.microsoft.com/office/word/2020/wordml/sdtdatahash" xmlns:w16sdtfl="http://schemas.microsoft.com/office/word/2024/wordml/sdtformatlock" xmlns:w16se="http://schemas.microsoft.com/office/word/2015/wordml/symex" xmlns:wpg="http://schemas.microsoft.com/office/word/2010/wordprocessingGroup" xmlns:wpi="http://schemas.microsoft.com/office/word/2010/wordprocessingInk" xmlns:wne="http://schemas.microsoft.com/office/word/2006/wordml" xmlns:wps="http://schemas.microsoft.com/office/word/2010/wordprocessingShape" mc:Ignorable="w14 w15 w16se w16cid w16 w16cex w16sdtdh w16sdtfl w16du wp14">
+<w:endnotes xmlns:wpc="http://schemas.microsoft.com/office/word/2010/wordprocessingCanvas" xmlns:mc="http://schemas.openxmlformats.org/markup-compatibility/2006" xmlns:o="urn:schemas-microsoft-com:office:office" xmlns:r="http://schemas.openxmlformats.org/officeDocument/2006/relationships" xmlns:m="http://schemas.openxmlformats.org/officeDocument/2006/math" xmlns:v="urn:schemas-microsoft-com:vml" xmlns:wp14="http://schemas.microsoft.com/office/word/2010/wordprocessingDrawing" xmlns:wp="http://schemas.openxmlformats.org/drawingml/2006/wordprocessingDrawing" xmlns:w10="urn:schemas-microsoft-com:office:word" xmlns:w="http://schemas.openxmlformats.org/wordprocessingml/2006/main" xmlns:w14="http://schemas.microsoft.com/office/word/2010/wordml" xmlns:wpg="http://schemas.microsoft.com/office/word/2010/wordprocessingGroup" xmlns:wpi="http://schemas.microsoft.com/office/word/2010/wordprocessingInk" xmlns:wne="http://schemas.microsoft.com/office/word/2006/wordml" xmlns:wps="http://schemas.microsoft.com/office/word/2010/wordprocessingShape" mc:Ignorable="w14 wp14">
   <w:endnote w:type="separator" w:id="-1">
     <w:p>
       <w:r>
@@ -5323,7 +5273,7 @@
 </file>
 
 <file path=word/footer1.xml><?xml version="1.0" encoding="utf-8"?>
-<w:ftr xmlns:wpc="http://schemas.microsoft.com/office/word/2010/wordprocessingCanvas" xmlns:cx="http://schemas.microsoft.com/office/drawing/2014/chartex" xmlns:cx1="http://schemas.microsoft.com/office/drawing/2015/9/8/chartex" xmlns:cx2="http://schemas.microsoft.com/office/drawing/2015/10/21/chartex" xmlns:cx3="http://schemas.microsoft.com/office/drawing/2016/5/9/chartex" xmlns:cx4="http://schemas.microsoft.com/office/drawing/2016/5/10/chartex" xmlns:cx5="http://schemas.microsoft.com/office/drawing/2016/5/11/chartex" xmlns:cx6="http://schemas.microsoft.com/office/drawing/2016/5/12/chartex" xmlns:cx7="http://schemas.microsoft.com/office/drawing/2016/5/13/chartex" xmlns:cx8="http://schemas.microsoft.com/office/drawing/2016/5/14/chartex" xmlns:mc="http://schemas.openxmlformats.org/markup-compatibility/2006" xmlns:aink="http://schemas.microsoft.com/office/drawing/2016/ink" xmlns:am3d="http://schemas.microsoft.com/office/drawing/2017/model3d" xmlns:o="urn:schemas-microsoft-com:office:office" xmlns:oel="http://schemas.microsoft.com/office/2019/extlst" xmlns:r="http://schemas.openxmlformats.org/officeDocument/2006/relationships" xmlns:m="http://schemas.openxmlformats.org/officeDocument/2006/math" xmlns:v="urn:schemas-microsoft-com:vml" xmlns:wp14="http://schemas.microsoft.com/office/word/2010/wordprocessingDrawing" xmlns:wp="http://schemas.openxmlformats.org/drawingml/2006/wordprocessingDrawing" xmlns:w10="urn:schemas-microsoft-com:office:word" xmlns:w="http://schemas.openxmlformats.org/wordprocessingml/2006/main" xmlns:w14="http://schemas.microsoft.com/office/word/2010/wordml" xmlns:w15="http://schemas.microsoft.com/office/word/2012/wordml" xmlns:w16cex="http://schemas.microsoft.com/office/word/2018/wordml/cex" xmlns:w16cid="http://schemas.microsoft.com/office/word/2016/wordml/cid" xmlns:w16="http://schemas.microsoft.com/office/word/2018/wordml" xmlns:w16du="http://schemas.microsoft.com/office/word/2023/wordml/word16du" xmlns:w16sdtdh="http://schemas.microsoft.com/office/word/2020/wordml/sdtdatahash" xmlns:w16sdtfl="http://schemas.microsoft.com/office/word/2024/wordml/sdtformatlock" xmlns:w16se="http://schemas.microsoft.com/office/word/2015/wordml/symex" xmlns:wpg="http://schemas.microsoft.com/office/word/2010/wordprocessingGroup" xmlns:wpi="http://schemas.microsoft.com/office/word/2010/wordprocessingInk" xmlns:wne="http://schemas.microsoft.com/office/word/2006/wordml" xmlns:wps="http://schemas.microsoft.com/office/word/2010/wordprocessingShape" mc:Ignorable="w14 w15 w16se w16cid w16 w16cex w16sdtdh w16sdtfl w16du wp14">
+<w:ftr xmlns:wpc="http://schemas.microsoft.com/office/word/2010/wordprocessingCanvas" xmlns:mc="http://schemas.openxmlformats.org/markup-compatibility/2006" xmlns:o="urn:schemas-microsoft-com:office:office" xmlns:r="http://schemas.openxmlformats.org/officeDocument/2006/relationships" xmlns:m="http://schemas.openxmlformats.org/officeDocument/2006/math" xmlns:v="urn:schemas-microsoft-com:vml" xmlns:wp14="http://schemas.microsoft.com/office/word/2010/wordprocessingDrawing" xmlns:wp="http://schemas.openxmlformats.org/drawingml/2006/wordprocessingDrawing" xmlns:w10="urn:schemas-microsoft-com:office:word" xmlns:w="http://schemas.openxmlformats.org/wordprocessingml/2006/main" xmlns:w14="http://schemas.microsoft.com/office/word/2010/wordml" xmlns:wpg="http://schemas.microsoft.com/office/word/2010/wordprocessingGroup" xmlns:wpi="http://schemas.microsoft.com/office/word/2010/wordprocessingInk" xmlns:wne="http://schemas.microsoft.com/office/word/2006/wordml" xmlns:wps="http://schemas.microsoft.com/office/word/2010/wordprocessingShape" mc:Ignorable="w14 wp14">
   <w:p>
     <w:pPr>
       <w:pStyle w:val="Textoindependiente"/>
@@ -5336,6 +5286,7 @@
       <w:rPr>
         <w:noProof/>
         <w:sz w:val="20"/>
+        <w:lang w:val="es-CO" w:eastAsia="es-CO"/>
       </w:rPr>
       <mc:AlternateContent>
         <mc:Choice Requires="wps">
@@ -5403,10 +5354,11 @@
                           </w:r>
                           <w:r>
                             <w:rPr>
+                              <w:noProof/>
                               <w:spacing w:val="-10"/>
                               <w:sz w:val="16"/>
                             </w:rPr>
-                            <w:t>1</w:t>
+                            <w:t>3</w:t>
                           </w:r>
                           <w:r>
                             <w:rPr>
@@ -5429,11 +5381,12 @@
         </mc:Choice>
         <mc:Fallback>
           <w:pict>
-            <v:shapetype w14:anchorId="01738FF6" id="_x0000_t202" coordsize="21600,21600" o:spt="202" path="m,l,21600r21600,l21600,xe">
+            <v:shapetype id="_x0000_t202" coordsize="21600,21600" o:spt="202" path="m,l,21600r21600,l21600,xe">
               <v:stroke joinstyle="miter"/>
               <v:path gradientshapeok="t" o:connecttype="rect"/>
             </v:shapetype>
-            <v:shape id="Textbox 1" o:spid="_x0000_s1026" type="#_x0000_t202" style="position:absolute;margin-left:300.9pt;margin-top:746.75pt;width:11.5pt;height:11pt;z-index:-15817728;visibility:visible;mso-wrap-style:square;mso-wrap-distance-left:0;mso-wrap-distance-top:0;mso-wrap-distance-right:0;mso-wrap-distance-bottom:0;mso-position-horizontal:absolute;mso-position-horizontal-relative:page;mso-position-vertical:absolute;mso-position-vertical-relative:page;v-text-anchor:top" o:gfxdata="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" filled="f" stroked="f">
+            <v:shape id="Textbox 1" o:spid="_x0000_s1026" type="#_x0000_t202" style="position:absolute;margin-left:300.9pt;margin-top:746.75pt;width:11.5pt;height:11pt;z-index:-15817728;visibility:visible;mso-wrap-style:square;mso-wrap-distance-left:0;mso-wrap-distance-top:0;mso-wrap-distance-right:0;mso-wrap-distance-bottom:0;mso-position-horizontal:absolute;mso-position-horizontal-relative:page;mso-position-vertical:absolute;mso-position-vertical-relative:page;v-text-anchor:top" o:gfxdata="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" filled="f" stroked="f">
+              <v:path arrowok="t"/>
               <v:textbox inset="0,0,0,0">
                 <w:txbxContent>
                   <w:p>
@@ -5467,10 +5420,11 @@
                     </w:r>
                     <w:r>
                       <w:rPr>
+                        <w:noProof/>
                         <w:spacing w:val="-10"/>
                         <w:sz w:val="16"/>
                       </w:rPr>
-                      <w:t>1</w:t>
+                      <w:t>3</w:t>
                     </w:r>
                     <w:r>
                       <w:rPr>
@@ -5493,7 +5447,7 @@
 </file>
 
 <file path=word/footnotes.xml><?xml version="1.0" encoding="utf-8"?>
-<w:footnotes xmlns:wpc="http://schemas.microsoft.com/office/word/2010/wordprocessingCanvas" xmlns:cx="http://schemas.microsoft.com/office/drawing/2014/chartex" xmlns:cx1="http://schemas.microsoft.com/office/drawing/2015/9/8/chartex" xmlns:cx2="http://schemas.microsoft.com/office/drawing/2015/10/21/chartex" xmlns:cx3="http://schemas.microsoft.com/office/drawing/2016/5/9/chartex" xmlns:cx4="http://schemas.microsoft.com/office/drawing/2016/5/10/chartex" xmlns:cx5="http://schemas.microsoft.com/office/drawing/2016/5/11/chartex" xmlns:cx6="http://schemas.microsoft.com/office/drawing/2016/5/12/chartex" xmlns:cx7="http://schemas.microsoft.com/office/drawing/2016/5/13/chartex" xmlns:cx8="http://schemas.microsoft.com/office/drawing/2016/5/14/chartex" xmlns:mc="http://schemas.openxmlformats.org/markup-compatibility/2006" xmlns:aink="http://schemas.microsoft.com/office/drawing/2016/ink" xmlns:am3d="http://schemas.microsoft.com/office/drawing/2017/model3d" xmlns:o="urn:schemas-microsoft-com:office:office" xmlns:oel="http://schemas.microsoft.com/office/2019/extlst" xmlns:r="http://schemas.openxmlformats.org/officeDocument/2006/relationships" xmlns:m="http://schemas.openxmlformats.org/officeDocument/2006/math" xmlns:v="urn:schemas-microsoft-com:vml" xmlns:wp14="http://schemas.microsoft.com/office/word/2010/wordprocessingDrawing" xmlns:wp="http://schemas.openxmlformats.org/drawingml/2006/wordprocessingDrawing" xmlns:w10="urn:schemas-microsoft-com:office:word" xmlns:w="http://schemas.openxmlformats.org/wordprocessingml/2006/main" xmlns:w14="http://schemas.microsoft.com/office/word/2010/wordml" xmlns:w15="http://schemas.microsoft.com/office/word/2012/wordml" xmlns:w16cex="http://schemas.microsoft.com/office/word/2018/wordml/cex" xmlns:w16cid="http://schemas.microsoft.com/office/word/2016/wordml/cid" xmlns:w16="http://schemas.microsoft.com/office/word/2018/wordml" xmlns:w16du="http://schemas.microsoft.com/office/word/2023/wordml/word16du" xmlns:w16sdtdh="http://schemas.microsoft.com/office/word/2020/wordml/sdtdatahash" xmlns:w16sdtfl="http://schemas.microsoft.com/office/word/2024/wordml/sdtformatlock" xmlns:w16se="http://schemas.microsoft.com/office/word/2015/wordml/symex" xmlns:wpg="http://schemas.microsoft.com/office/word/2010/wordprocessingGroup" xmlns:wpi="http://schemas.microsoft.com/office/word/2010/wordprocessingInk" xmlns:wne="http://schemas.microsoft.com/office/word/2006/wordml" xmlns:wps="http://schemas.microsoft.com/office/word/2010/wordprocessingShape" mc:Ignorable="w14 w15 w16se w16cid w16 w16cex w16sdtdh w16sdtfl w16du wp14">
+<w:footnotes xmlns:wpc="http://schemas.microsoft.com/office/word/2010/wordprocessingCanvas" xmlns:mc="http://schemas.openxmlformats.org/markup-compatibility/2006" xmlns:o="urn:schemas-microsoft-com:office:office" xmlns:r="http://schemas.openxmlformats.org/officeDocument/2006/relationships" xmlns:m="http://schemas.openxmlformats.org/officeDocument/2006/math" xmlns:v="urn:schemas-microsoft-com:vml" xmlns:wp14="http://schemas.microsoft.com/office/word/2010/wordprocessingDrawing" xmlns:wp="http://schemas.openxmlformats.org/drawingml/2006/wordprocessingDrawing" xmlns:w10="urn:schemas-microsoft-com:office:word" xmlns:w="http://schemas.openxmlformats.org/wordprocessingml/2006/main" xmlns:w14="http://schemas.microsoft.com/office/word/2010/wordml" xmlns:wpg="http://schemas.microsoft.com/office/word/2010/wordprocessingGroup" xmlns:wpi="http://schemas.microsoft.com/office/word/2010/wordprocessingInk" xmlns:wne="http://schemas.microsoft.com/office/word/2006/wordml" xmlns:wps="http://schemas.microsoft.com/office/word/2010/wordprocessingShape" mc:Ignorable="w14 wp14">
   <w:footnote w:type="separator" w:id="-1">
     <w:p>
       <w:r>
@@ -5512,8 +5466,8 @@
 </file>
 
 <file path=word/numbering.xml><?xml version="1.0" encoding="utf-8"?>
-<w:numbering xmlns:wpc="http://schemas.microsoft.com/office/word/2010/wordprocessingCanvas" xmlns:cx="http://schemas.microsoft.com/office/drawing/2014/chartex" xmlns:cx1="http://schemas.microsoft.com/office/drawing/2015/9/8/chartex" xmlns:cx2="http://schemas.microsoft.com/office/drawing/2015/10/21/chartex" xmlns:cx3="http://schemas.microsoft.com/office/drawing/2016/5/9/chartex" xmlns:cx4="http://schemas.microsoft.com/office/drawing/2016/5/10/chartex" xmlns:cx5="http://schemas.microsoft.com/office/drawing/2016/5/11/chartex" xmlns:cx6="http://schemas.microsoft.com/office/drawing/2016/5/12/chartex" xmlns:cx7="http://schemas.microsoft.com/office/drawing/2016/5/13/chartex" xmlns:cx8="http://schemas.microsoft.com/office/drawing/2016/5/14/chartex" xmlns:mc="http://schemas.openxmlformats.org/markup-compatibility/2006" xmlns:aink="http://schemas.microsoft.com/office/drawing/2016/ink" xmlns:am3d="http://schemas.microsoft.com/office/drawing/2017/model3d" xmlns:o="urn:schemas-microsoft-com:office:office" xmlns:oel="http://schemas.microsoft.com/office/2019/extlst" xmlns:r="http://schemas.openxmlformats.org/officeDocument/2006/relationships" xmlns:m="http://schemas.openxmlformats.org/officeDocument/2006/math" xmlns:v="urn:schemas-microsoft-com:vml" xmlns:wp14="http://schemas.microsoft.com/office/word/2010/wordprocessingDrawing" xmlns:wp="http://schemas.openxmlformats.org/drawingml/2006/wordprocessingDrawing" xmlns:w10="urn:schemas-microsoft-com:office:word" xmlns:w="http://schemas.openxmlformats.org/wordprocessingml/2006/main" xmlns:w14="http://schemas.microsoft.com/office/word/2010/wordml" xmlns:w15="http://schemas.microsoft.com/office/word/2012/wordml" xmlns:w16cex="http://schemas.microsoft.com/office/word/2018/wordml/cex" xmlns:w16cid="http://schemas.microsoft.com/office/word/2016/wordml/cid" xmlns:w16="http://schemas.microsoft.com/office/word/2018/wordml" xmlns:w16du="http://schemas.microsoft.com/office/word/2023/wordml/word16du" xmlns:w16sdtdh="http://schemas.microsoft.com/office/word/2020/wordml/sdtdatahash" xmlns:w16sdtfl="http://schemas.microsoft.com/office/word/2024/wordml/sdtformatlock" xmlns:w16se="http://schemas.microsoft.com/office/word/2015/wordml/symex" xmlns:wpg="http://schemas.microsoft.com/office/word/2010/wordprocessingGroup" xmlns:wpi="http://schemas.microsoft.com/office/word/2010/wordprocessingInk" xmlns:wne="http://schemas.microsoft.com/office/word/2006/wordml" xmlns:wps="http://schemas.microsoft.com/office/word/2010/wordprocessingShape" mc:Ignorable="w14 w15 w16se w16cid w16 w16cex w16sdtdh w16sdtfl w16du wp14">
-  <w:abstractNum w:abstractNumId="0" w15:restartNumberingAfterBreak="0">
+<w:numbering xmlns:wpc="http://schemas.microsoft.com/office/word/2010/wordprocessingCanvas" xmlns:mc="http://schemas.openxmlformats.org/markup-compatibility/2006" xmlns:o="urn:schemas-microsoft-com:office:office" xmlns:r="http://schemas.openxmlformats.org/officeDocument/2006/relationships" xmlns:m="http://schemas.openxmlformats.org/officeDocument/2006/math" xmlns:v="urn:schemas-microsoft-com:vml" xmlns:wp14="http://schemas.microsoft.com/office/word/2010/wordprocessingDrawing" xmlns:wp="http://schemas.openxmlformats.org/drawingml/2006/wordprocessingDrawing" xmlns:w10="urn:schemas-microsoft-com:office:word" xmlns:w="http://schemas.openxmlformats.org/wordprocessingml/2006/main" xmlns:w14="http://schemas.microsoft.com/office/word/2010/wordml" xmlns:wpg="http://schemas.microsoft.com/office/word/2010/wordprocessingGroup" xmlns:wpi="http://schemas.microsoft.com/office/word/2010/wordprocessingInk" xmlns:wne="http://schemas.microsoft.com/office/word/2006/wordml" xmlns:wps="http://schemas.microsoft.com/office/word/2010/wordprocessingShape" mc:Ignorable="w14 wp14">
+  <w:abstractNum w:abstractNumId="0">
     <w:nsid w:val="6A411C98"/>
     <w:multiLevelType w:val="hybridMultilevel"/>
     <w:tmpl w:val="B19A0E84"/>
@@ -5636,14 +5590,14 @@
       </w:rPr>
     </w:lvl>
   </w:abstractNum>
-  <w:num w:numId="1" w16cid:durableId="1642492097">
+  <w:num w:numId="1">
     <w:abstractNumId w:val="0"/>
   </w:num>
 </w:numbering>
 </file>
 
 <file path=word/styles.xml><?xml version="1.0" encoding="utf-8"?>
-<w:styles xmlns:mc="http://schemas.openxmlformats.org/markup-compatibility/2006" xmlns:r="http://schemas.openxmlformats.org/officeDocument/2006/relationships" xmlns:w="http://schemas.openxmlformats.org/wordprocessingml/2006/main" xmlns:w14="http://schemas.microsoft.com/office/word/2010/wordml" xmlns:w15="http://schemas.microsoft.com/office/word/2012/wordml" xmlns:w16cex="http://schemas.microsoft.com/office/word/2018/wordml/cex" xmlns:w16cid="http://schemas.microsoft.com/office/word/2016/wordml/cid" xmlns:w16="http://schemas.microsoft.com/office/word/2018/wordml" xmlns:w16du="http://schemas.microsoft.com/office/word/2023/wordml/word16du" xmlns:w16sdtdh="http://schemas.microsoft.com/office/word/2020/wordml/sdtdatahash" xmlns:w16sdtfl="http://schemas.microsoft.com/office/word/2024/wordml/sdtformatlock" xmlns:w16se="http://schemas.microsoft.com/office/word/2015/wordml/symex" mc:Ignorable="w14 w15 w16se w16cid w16 w16cex w16sdtdh w16sdtfl w16du">
+<w:styles xmlns:mc="http://schemas.openxmlformats.org/markup-compatibility/2006" xmlns:r="http://schemas.openxmlformats.org/officeDocument/2006/relationships" xmlns:w="http://schemas.openxmlformats.org/wordprocessingml/2006/main" xmlns:w14="http://schemas.microsoft.com/office/word/2010/wordml" mc:Ignorable="w14">
   <w:docDefaults>
     <w:rPrDefault>
       <w:rPr>
@@ -5661,383 +5615,144 @@
       </w:pPr>
     </w:pPrDefault>
   </w:docDefaults>
-  <w:latentStyles w:defLockedState="0" w:defUIPriority="99" w:defSemiHidden="0" w:defUnhideWhenUsed="0" w:defQFormat="0" w:count="376">
-    <w:lsdException w:name="Normal" w:uiPriority="0" w:qFormat="1"/>
-    <w:lsdException w:name="heading 1" w:uiPriority="9" w:qFormat="1"/>
-    <w:lsdException w:name="heading 2" w:semiHidden="1" w:uiPriority="9" w:unhideWhenUsed="1" w:qFormat="1"/>
-    <w:lsdException w:name="heading 3" w:semiHidden="1" w:uiPriority="9" w:unhideWhenUsed="1" w:qFormat="1"/>
-    <w:lsdException w:name="heading 4" w:semiHidden="1" w:uiPriority="9" w:unhideWhenUsed="1" w:qFormat="1"/>
-    <w:lsdException w:name="heading 5" w:semiHidden="1" w:uiPriority="9" w:unhideWhenUsed="1" w:qFormat="1"/>
-    <w:lsdException w:name="heading 6" w:semiHidden="1" w:uiPriority="9" w:unhideWhenUsed="1" w:qFormat="1"/>
-    <w:lsdException w:name="heading 7" w:semiHidden="1" w:uiPriority="9" w:unhideWhenUsed="1" w:qFormat="1"/>
-    <w:lsdException w:name="heading 8" w:semiHidden="1" w:uiPriority="9" w:unhideWhenUsed="1" w:qFormat="1"/>
-    <w:lsdException w:name="heading 9" w:semiHidden="1" w:uiPriority="9" w:unhideWhenUsed="1" w:qFormat="1"/>
-    <w:lsdException w:name="index 1" w:semiHidden="1" w:unhideWhenUsed="1"/>
-    <w:lsdException w:name="index 2" w:semiHidden="1" w:unhideWhenUsed="1"/>
-    <w:lsdException w:name="index 3" w:semiHidden="1" w:unhideWhenUsed="1"/>
-    <w:lsdException w:name="index 4" w:semiHidden="1" w:unhideWhenUsed="1"/>
-    <w:lsdException w:name="index 5" w:semiHidden="1" w:unhideWhenUsed="1"/>
-    <w:lsdException w:name="index 6" w:semiHidden="1" w:unhideWhenUsed="1"/>
-    <w:lsdException w:name="index 7" w:semiHidden="1" w:unhideWhenUsed="1"/>
-    <w:lsdException w:name="index 8" w:semiHidden="1" w:unhideWhenUsed="1"/>
-    <w:lsdException w:name="index 9" w:semiHidden="1" w:unhideWhenUsed="1"/>
-    <w:lsdException w:name="toc 1" w:semiHidden="1" w:uiPriority="39" w:unhideWhenUsed="1"/>
-    <w:lsdException w:name="toc 2" w:semiHidden="1" w:uiPriority="39" w:unhideWhenUsed="1"/>
-    <w:lsdException w:name="toc 3" w:semiHidden="1" w:uiPriority="39" w:unhideWhenUsed="1"/>
-    <w:lsdException w:name="toc 4" w:semiHidden="1" w:uiPriority="39" w:unhideWhenUsed="1"/>
-    <w:lsdException w:name="toc 5" w:semiHidden="1" w:uiPriority="39" w:unhideWhenUsed="1"/>
-    <w:lsdException w:name="toc 6" w:semiHidden="1" w:uiPriority="39" w:unhideWhenUsed="1"/>
-    <w:lsdException w:name="toc 7" w:semiHidden="1" w:uiPriority="39" w:unhideWhenUsed="1"/>
-    <w:lsdException w:name="toc 8" w:semiHidden="1" w:uiPriority="39" w:unhideWhenUsed="1"/>
-    <w:lsdException w:name="toc 9" w:semiHidden="1" w:uiPriority="39" w:unhideWhenUsed="1"/>
-    <w:lsdException w:name="Normal Indent" w:semiHidden="1" w:unhideWhenUsed="1"/>
-    <w:lsdException w:name="footnote text" w:semiHidden="1" w:unhideWhenUsed="1"/>
-    <w:lsdException w:name="annotation text" w:semiHidden="1" w:unhideWhenUsed="1"/>
-    <w:lsdException w:name="header" w:semiHidden="1" w:unhideWhenUsed="1"/>
-    <w:lsdException w:name="footer" w:semiHidden="1" w:unhideWhenUsed="1"/>
-    <w:lsdException w:name="index heading" w:semiHidden="1" w:unhideWhenUsed="1"/>
-    <w:lsdException w:name="caption" w:semiHidden="1" w:uiPriority="35" w:unhideWhenUsed="1" w:qFormat="1"/>
-    <w:lsdException w:name="table of figures" w:semiHidden="1" w:unhideWhenUsed="1"/>
-    <w:lsdException w:name="envelope address" w:semiHidden="1" w:unhideWhenUsed="1"/>
-    <w:lsdException w:name="envelope return" w:semiHidden="1" w:unhideWhenUsed="1"/>
-    <w:lsdException w:name="footnote reference" w:semiHidden="1" w:unhideWhenUsed="1"/>
-    <w:lsdException w:name="annotation reference" w:semiHidden="1" w:unhideWhenUsed="1"/>
-    <w:lsdException w:name="line number" w:semiHidden="1" w:unhideWhenUsed="1"/>
-    <w:lsdException w:name="page number" w:semiHidden="1" w:unhideWhenUsed="1"/>
-    <w:lsdException w:name="endnote reference" w:semiHidden="1" w:unhideWhenUsed="1"/>
-    <w:lsdException w:name="endnote text" w:semiHidden="1" w:unhideWhenUsed="1"/>
-    <w:lsdException w:name="table of authorities" w:semiHidden="1" w:unhideWhenUsed="1"/>
-    <w:lsdException w:name="macro" w:semiHidden="1" w:unhideWhenUsed="1"/>
-    <w:lsdException w:name="toa heading" w:semiHidden="1" w:unhideWhenUsed="1"/>
-    <w:lsdException w:name="List" w:semiHidden="1" w:unhideWhenUsed="1"/>
-    <w:lsdException w:name="List Bullet" w:semiHidden="1" w:unhideWhenUsed="1"/>
-    <w:lsdException w:name="List Number" w:semiHidden="1" w:unhideWhenUsed="1"/>
-    <w:lsdException w:name="List 2" w:semiHidden="1" w:unhideWhenUsed="1"/>
-    <w:lsdException w:name="List 3" w:semiHidden="1" w:unhideWhenUsed="1"/>
-    <w:lsdException w:name="List 4" w:semiHidden="1" w:unhideWhenUsed="1"/>
-    <w:lsdException w:name="List 5" w:semiHidden="1" w:unhideWhenUsed="1"/>
-    <w:lsdException w:name="List Bullet 2" w:semiHidden="1" w:unhideWhenUsed="1"/>
-    <w:lsdException w:name="List Bullet 3" w:semiHidden="1" w:unhideWhenUsed="1"/>
-    <w:lsdException w:name="List Bullet 4" w:semiHidden="1" w:unhideWhenUsed="1"/>
-    <w:lsdException w:name="List Bullet 5" w:semiHidden="1" w:unhideWhenUsed="1"/>
-    <w:lsdException w:name="List Number 2" w:semiHidden="1" w:unhideWhenUsed="1"/>
-    <w:lsdException w:name="List Number 3" w:semiHidden="1" w:unhideWhenUsed="1"/>
-    <w:lsdException w:name="List Number 4" w:semiHidden="1" w:unhideWhenUsed="1"/>
-    <w:lsdException w:name="List Number 5" w:semiHidden="1" w:unhideWhenUsed="1"/>
-    <w:lsdException w:name="Title" w:uiPriority="10" w:qFormat="1"/>
-    <w:lsdException w:name="Closing" w:semiHidden="1" w:unhideWhenUsed="1"/>
-    <w:lsdException w:name="Signature" w:semiHidden="1" w:unhideWhenUsed="1"/>
-    <w:lsdException w:name="Default Paragraph Font" w:semiHidden="1" w:uiPriority="1" w:unhideWhenUsed="1"/>
-    <w:lsdException w:name="Body Text" w:semiHidden="1" w:unhideWhenUsed="1"/>
-    <w:lsdException w:name="Body Text Indent" w:semiHidden="1" w:unhideWhenUsed="1"/>
-    <w:lsdException w:name="List Continue" w:semiHidden="1" w:unhideWhenUsed="1"/>
-    <w:lsdException w:name="List Continue 2" w:semiHidden="1" w:unhideWhenUsed="1"/>
-    <w:lsdException w:name="List Continue 3" w:semiHidden="1" w:unhideWhenUsed="1"/>
-    <w:lsdException w:name="List Continue 4" w:semiHidden="1" w:unhideWhenUsed="1"/>
-    <w:lsdException w:name="List Continue 5" w:semiHidden="1" w:unhideWhenUsed="1"/>
-    <w:lsdException w:name="Message Header" w:semiHidden="1" w:unhideWhenUsed="1"/>
-    <w:lsdException w:name="Subtitle" w:uiPriority="11" w:qFormat="1"/>
-    <w:lsdException w:name="Salutation" w:semiHidden="1" w:unhideWhenUsed="1"/>
-    <w:lsdException w:name="Date" w:semiHidden="1" w:unhideWhenUsed="1"/>
-    <w:lsdException w:name="Body Text First Indent" w:semiHidden="1" w:unhideWhenUsed="1"/>
-    <w:lsdException w:name="Body Text First Indent 2" w:semiHidden="1" w:unhideWhenUsed="1"/>
-    <w:lsdException w:name="Note Heading" w:semiHidden="1" w:unhideWhenUsed="1"/>
-    <w:lsdException w:name="Body Text 2" w:semiHidden="1" w:unhideWhenUsed="1"/>
-    <w:lsdException w:name="Body Text 3" w:semiHidden="1" w:unhideWhenUsed="1"/>
-    <w:lsdException w:name="Body Text Indent 2" w:semiHidden="1" w:unhideWhenUsed="1"/>
-    <w:lsdException w:name="Body Text Indent 3" w:semiHidden="1" w:unhideWhenUsed="1"/>
-    <w:lsdException w:name="Block Text" w:semiHidden="1" w:unhideWhenUsed="1"/>
-    <w:lsdException w:name="Hyperlink" w:semiHidden="1" w:unhideWhenUsed="1"/>
-    <w:lsdException w:name="FollowedHyperlink" w:semiHidden="1" w:unhideWhenUsed="1"/>
-    <w:lsdException w:name="Strong" w:uiPriority="22" w:qFormat="1"/>
-    <w:lsdException w:name="Emphasis" w:uiPriority="20" w:qFormat="1"/>
-    <w:lsdException w:name="Document Map" w:semiHidden="1" w:unhideWhenUsed="1"/>
-    <w:lsdException w:name="Plain Text" w:semiHidden="1" w:unhideWhenUsed="1"/>
-    <w:lsdException w:name="E-mail Signature" w:semiHidden="1" w:unhideWhenUsed="1"/>
-    <w:lsdException w:name="HTML Top of Form" w:semiHidden="1" w:unhideWhenUsed="1"/>
-    <w:lsdException w:name="HTML Bottom of Form" w:semiHidden="1" w:unhideWhenUsed="1"/>
-    <w:lsdException w:name="Normal (Web)" w:semiHidden="1" w:unhideWhenUsed="1"/>
-    <w:lsdException w:name="HTML Acronym" w:semiHidden="1" w:unhideWhenUsed="1"/>
-    <w:lsdException w:name="HTML Address" w:semiHidden="1" w:unhideWhenUsed="1"/>
-    <w:lsdException w:name="HTML Cite" w:semiHidden="1" w:unhideWhenUsed="1"/>
-    <w:lsdException w:name="HTML Code" w:semiHidden="1" w:unhideWhenUsed="1"/>
-    <w:lsdException w:name="HTML Definition" w:semiHidden="1" w:unhideWhenUsed="1"/>
-    <w:lsdException w:name="HTML Keyboard" w:semiHidden="1" w:unhideWhenUsed="1"/>
-    <w:lsdException w:name="HTML Preformatted" w:semiHidden="1" w:unhideWhenUsed="1"/>
-    <w:lsdException w:name="HTML Sample" w:semiHidden="1" w:unhideWhenUsed="1"/>
-    <w:lsdException w:name="HTML Typewriter" w:semiHidden="1" w:unhideWhenUsed="1"/>
-    <w:lsdException w:name="HTML Variable" w:semiHidden="1" w:unhideWhenUsed="1"/>
-    <w:lsdException w:name="Normal Table" w:semiHidden="1" w:unhideWhenUsed="1"/>
-    <w:lsdException w:name="annotation subject" w:semiHidden="1" w:unhideWhenUsed="1"/>
-    <w:lsdException w:name="No List" w:semiHidden="1" w:unhideWhenUsed="1"/>
-    <w:lsdException w:name="Outline List 1" w:semiHidden="1" w:unhideWhenUsed="1"/>
-    <w:lsdException w:name="Outline List 2" w:semiHidden="1" w:unhideWhenUsed="1"/>
-    <w:lsdException w:name="Outline List 3" w:semiHidden="1" w:unhideWhenUsed="1"/>
-    <w:lsdException w:name="Table Simple 1" w:semiHidden="1" w:unhideWhenUsed="1"/>
-    <w:lsdException w:name="Table Simple 2" w:semiHidden="1" w:unhideWhenUsed="1"/>
-    <w:lsdException w:name="Table Simple 3" w:semiHidden="1" w:unhideWhenUsed="1"/>
-    <w:lsdException w:name="Table Classic 1" w:semiHidden="1" w:unhideWhenUsed="1"/>
-    <w:lsdException w:name="Table Classic 2" w:semiHidden="1" w:unhideWhenUsed="1"/>
-    <w:lsdException w:name="Table Classic 3" w:semiHidden="1" w:unhideWhenUsed="1"/>
-    <w:lsdException w:name="Table Classic 4" w:semiHidden="1" w:unhideWhenUsed="1"/>
-    <w:lsdException w:name="Table Colorful 1" w:semiHidden="1" w:unhideWhenUsed="1"/>
-    <w:lsdException w:name="Table Colorful 2" w:semiHidden="1" w:unhideWhenUsed="1"/>
-    <w:lsdException w:name="Table Colorful 3" w:semiHidden="1" w:unhideWhenUsed="1"/>
-    <w:lsdException w:name="Table Columns 1" w:semiHidden="1" w:unhideWhenUsed="1"/>
-    <w:lsdException w:name="Table Columns 2" w:semiHidden="1" w:unhideWhenUsed="1"/>
-    <w:lsdException w:name="Table Columns 3" w:semiHidden="1" w:unhideWhenUsed="1"/>
-    <w:lsdException w:name="Table Columns 4" w:semiHidden="1" w:unhideWhenUsed="1"/>
-    <w:lsdException w:name="Table Columns 5" w:semiHidden="1" w:unhideWhenUsed="1"/>
-    <w:lsdException w:name="Table Grid 1" w:semiHidden="1" w:unhideWhenUsed="1"/>
-    <w:lsdException w:name="Table Grid 2" w:semiHidden="1" w:unhideWhenUsed="1"/>
-    <w:lsdException w:name="Table Grid 3" w:semiHidden="1" w:unhideWhenUsed="1"/>
-    <w:lsdException w:name="Table Grid 4" w:semiHidden="1" w:unhideWhenUsed="1"/>
-    <w:lsdException w:name="Table Grid 5" w:semiHidden="1" w:unhideWhenUsed="1"/>
-    <w:lsdException w:name="Table Grid 6" w:semiHidden="1" w:unhideWhenUsed="1"/>
-    <w:lsdException w:name="Table Grid 7" w:semiHidden="1" w:unhideWhenUsed="1"/>
-    <w:lsdException w:name="Table Grid 8" w:semiHidden="1" w:unhideWhenUsed="1"/>
-    <w:lsdException w:name="Table List 1" w:semiHidden="1" w:unhideWhenUsed="1"/>
-    <w:lsdException w:name="Table List 2" w:semiHidden="1" w:unhideWhenUsed="1"/>
-    <w:lsdException w:name="Table List 3" w:semiHidden="1" w:unhideWhenUsed="1"/>
-    <w:lsdException w:name="Table List 4" w:semiHidden="1" w:unhideWhenUsed="1"/>
-    <w:lsdException w:name="Table List 5" w:semiHidden="1" w:unhideWhenUsed="1"/>
-    <w:lsdException w:name="Table List 6" w:semiHidden="1" w:unhideWhenUsed="1"/>
-    <w:lsdException w:name="Table List 7" w:semiHidden="1" w:unhideWhenUsed="1"/>
-    <w:lsdException w:name="Table List 8" w:semiHidden="1" w:unhideWhenUsed="1"/>
-    <w:lsdException w:name="Table 3D effects 1" w:semiHidden="1" w:unhideWhenUsed="1"/>
-    <w:lsdException w:name="Table 3D effects 2" w:semiHidden="1" w:unhideWhenUsed="1"/>
-    <w:lsdException w:name="Table 3D effects 3" w:semiHidden="1" w:unhideWhenUsed="1"/>
-    <w:lsdException w:name="Table Contemporary" w:semiHidden="1" w:unhideWhenUsed="1"/>
-    <w:lsdException w:name="Table Elegant" w:semiHidden="1" w:unhideWhenUsed="1"/>
-    <w:lsdException w:name="Table Professional" w:semiHidden="1" w:unhideWhenUsed="1"/>
-    <w:lsdException w:name="Table Subtle 1" w:semiHidden="1" w:unhideWhenUsed="1"/>
-    <w:lsdException w:name="Table Subtle 2" w:semiHidden="1" w:unhideWhenUsed="1"/>
-    <w:lsdException w:name="Table Web 1" w:semiHidden="1" w:unhideWhenUsed="1"/>
-    <w:lsdException w:name="Table Web 2" w:semiHidden="1" w:unhideWhenUsed="1"/>
-    <w:lsdException w:name="Table Web 3" w:semiHidden="1" w:unhideWhenUsed="1"/>
-    <w:lsdException w:name="Balloon Text" w:semiHidden="1" w:unhideWhenUsed="1"/>
-    <w:lsdException w:name="Table Grid" w:uiPriority="39"/>
-    <w:lsdException w:name="Table Theme" w:semiHidden="1" w:unhideWhenUsed="1"/>
-    <w:lsdException w:name="Placeholder Text" w:semiHidden="1"/>
-    <w:lsdException w:name="No Spacing" w:uiPriority="1" w:qFormat="1"/>
-    <w:lsdException w:name="Light Shading" w:uiPriority="60"/>
-    <w:lsdException w:name="Light List" w:uiPriority="61"/>
-    <w:lsdException w:name="Light Grid" w:uiPriority="62"/>
-    <w:lsdException w:name="Medium Shading 1" w:uiPriority="63"/>
-    <w:lsdException w:name="Medium Shading 2" w:uiPriority="64"/>
-    <w:lsdException w:name="Medium List 1" w:uiPriority="65"/>
-    <w:lsdException w:name="Medium List 2" w:uiPriority="66"/>
-    <w:lsdException w:name="Medium Grid 1" w:uiPriority="67"/>
-    <w:lsdException w:name="Medium Grid 2" w:uiPriority="68"/>
-    <w:lsdException w:name="Medium Grid 3" w:uiPriority="69"/>
-    <w:lsdException w:name="Dark List" w:uiPriority="70"/>
-    <w:lsdException w:name="Colorful Shading" w:uiPriority="71"/>
-    <w:lsdException w:name="Colorful List" w:uiPriority="72"/>
-    <w:lsdException w:name="Colorful Grid" w:uiPriority="73"/>
-    <w:lsdException w:name="Light Shading Accent 1" w:uiPriority="60"/>
-    <w:lsdException w:name="Light List Accent 1" w:uiPriority="61"/>
-    <w:lsdException w:name="Light Grid Accent 1" w:uiPriority="62"/>
-    <w:lsdException w:name="Medium Shading 1 Accent 1" w:uiPriority="63"/>
-    <w:lsdException w:name="Medium Shading 2 Accent 1" w:uiPriority="64"/>
-    <w:lsdException w:name="Medium List 1 Accent 1" w:uiPriority="65"/>
-    <w:lsdException w:name="Revision" w:semiHidden="1"/>
-    <w:lsdException w:name="List Paragraph" w:uiPriority="34" w:qFormat="1"/>
-    <w:lsdException w:name="Quote" w:uiPriority="29" w:qFormat="1"/>
-    <w:lsdException w:name="Intense Quote" w:uiPriority="30" w:qFormat="1"/>
-    <w:lsdException w:name="Medium List 2 Accent 1" w:uiPriority="66"/>
-    <w:lsdException w:name="Medium Grid 1 Accent 1" w:uiPriority="67"/>
-    <w:lsdException w:name="Medium Grid 2 Accent 1" w:uiPriority="68"/>
-    <w:lsdException w:name="Medium Grid 3 Accent 1" w:uiPriority="69"/>
-    <w:lsdException w:name="Dark List Accent 1" w:uiPriority="70"/>
-    <w:lsdException w:name="Colorful Shading Accent 1" w:uiPriority="71"/>
-    <w:lsdException w:name="Colorful List Accent 1" w:uiPriority="72"/>
-    <w:lsdException w:name="Colorful Grid Accent 1" w:uiPriority="73"/>
-    <w:lsdException w:name="Light Shading Accent 2" w:uiPriority="60"/>
-    <w:lsdException w:name="Light List Accent 2" w:uiPriority="61"/>
-    <w:lsdException w:name="Light Grid Accent 2" w:uiPriority="62"/>
-    <w:lsdException w:name="Medium Shading 1 Accent 2" w:uiPriority="63"/>
-    <w:lsdException w:name="Medium Shading 2 Accent 2" w:uiPriority="64"/>
-    <w:lsdException w:name="Medium List 1 Accent 2" w:uiPriority="65"/>
-    <w:lsdException w:name="Medium List 2 Accent 2" w:uiPriority="66"/>
-    <w:lsdException w:name="Medium Grid 1 Accent 2" w:uiPriority="67"/>
-    <w:lsdException w:name="Medium Grid 2 Accent 2" w:uiPriority="68"/>
-    <w:lsdException w:name="Medium Grid 3 Accent 2" w:uiPriority="69"/>
-    <w:lsdException w:name="Dark List Accent 2" w:uiPriority="70"/>
-    <w:lsdException w:name="Colorful Shading Accent 2" w:uiPriority="71"/>
-    <w:lsdException w:name="Colorful List Accent 2" w:uiPriority="72"/>
-    <w:lsdException w:name="Colorful Grid Accent 2" w:uiPriority="73"/>
-    <w:lsdException w:name="Light Shading Accent 3" w:uiPriority="60"/>
-    <w:lsdException w:name="Light List Accent 3" w:uiPriority="61"/>
-    <w:lsdException w:name="Light Grid Accent 3" w:uiPriority="62"/>
-    <w:lsdException w:name="Medium Shading 1 Accent 3" w:uiPriority="63"/>
-    <w:lsdException w:name="Medium Shading 2 Accent 3" w:uiPriority="64"/>
-    <w:lsdException w:name="Medium List 1 Accent 3" w:uiPriority="65"/>
-    <w:lsdException w:name="Medium List 2 Accent 3" w:uiPriority="66"/>
-    <w:lsdException w:name="Medium Grid 1 Accent 3" w:uiPriority="67"/>
-    <w:lsdException w:name="Medium Grid 2 Accent 3" w:uiPriority="68"/>
-    <w:lsdException w:name="Medium Grid 3 Accent 3" w:uiPriority="69"/>
-    <w:lsdException w:name="Dark List Accent 3" w:uiPriority="70"/>
-    <w:lsdException w:name="Colorful Shading Accent 3" w:uiPriority="71"/>
-    <w:lsdException w:name="Colorful List Accent 3" w:uiPriority="72"/>
-    <w:lsdException w:name="Colorful Grid Accent 3" w:uiPriority="73"/>
-    <w:lsdException w:name="Light Shading Accent 4" w:uiPriority="60"/>
-    <w:lsdException w:name="Light List Accent 4" w:uiPriority="61"/>
-    <w:lsdException w:name="Light Grid Accent 4" w:uiPriority="62"/>
-    <w:lsdException w:name="Medium Shading 1 Accent 4" w:uiPriority="63"/>
-    <w:lsdException w:name="Medium Shading 2 Accent 4" w:uiPriority="64"/>
-    <w:lsdException w:name="Medium List 1 Accent 4" w:uiPriority="65"/>
-    <w:lsdException w:name="Medium List 2 Accent 4" w:uiPriority="66"/>
-    <w:lsdException w:name="Medium Grid 1 Accent 4" w:uiPriority="67"/>
-    <w:lsdException w:name="Medium Grid 2 Accent 4" w:uiPriority="68"/>
-    <w:lsdException w:name="Medium Grid 3 Accent 4" w:uiPriority="69"/>
-    <w:lsdException w:name="Dark List Accent 4" w:uiPriority="70"/>
-    <w:lsdException w:name="Colorful Shading Accent 4" w:uiPriority="71"/>
-    <w:lsdException w:name="Colorful List Accent 4" w:uiPriority="72"/>
-    <w:lsdException w:name="Colorful Grid Accent 4" w:uiPriority="73"/>
-    <w:lsdException w:name="Light Shading Accent 5" w:uiPriority="60"/>
-    <w:lsdException w:name="Light List Accent 5" w:uiPriority="61"/>
-    <w:lsdException w:name="Light Grid Accent 5" w:uiPriority="62"/>
-    <w:lsdException w:name="Medium Shading 1 Accent 5" w:uiPriority="63"/>
-    <w:lsdException w:name="Medium Shading 2 Accent 5" w:uiPriority="64"/>
-    <w:lsdException w:name="Medium List 1 Accent 5" w:uiPriority="65"/>
-    <w:lsdException w:name="Medium List 2 Accent 5" w:uiPriority="66"/>
-    <w:lsdException w:name="Medium Grid 1 Accent 5" w:uiPriority="67"/>
-    <w:lsdException w:name="Medium Grid 2 Accent 5" w:uiPriority="68"/>
-    <w:lsdException w:name="Medium Grid 3 Accent 5" w:uiPriority="69"/>
-    <w:lsdException w:name="Dark List Accent 5" w:uiPriority="70"/>
-    <w:lsdException w:name="Colorful Shading Accent 5" w:uiPriority="71"/>
-    <w:lsdException w:name="Colorful List Accent 5" w:uiPriority="72"/>
-    <w:lsdException w:name="Colorful Grid Accent 5" w:uiPriority="73"/>
-    <w:lsdException w:name="Light Shading Accent 6" w:uiPriority="60"/>
-    <w:lsdException w:name="Light List Accent 6" w:uiPriority="61"/>
-    <w:lsdException w:name="Light Grid Accent 6" w:uiPriority="62"/>
-    <w:lsdException w:name="Medium Shading 1 Accent 6" w:uiPriority="63"/>
-    <w:lsdException w:name="Medium Shading 2 Accent 6" w:uiPriority="64"/>
-    <w:lsdException w:name="Medium List 1 Accent 6" w:uiPriority="65"/>
-    <w:lsdException w:name="Medium List 2 Accent 6" w:uiPriority="66"/>
-    <w:lsdException w:name="Medium Grid 1 Accent 6" w:uiPriority="67"/>
-    <w:lsdException w:name="Medium Grid 2 Accent 6" w:uiPriority="68"/>
-    <w:lsdException w:name="Medium Grid 3 Accent 6" w:uiPriority="69"/>
-    <w:lsdException w:name="Dark List Accent 6" w:uiPriority="70"/>
-    <w:lsdException w:name="Colorful Shading Accent 6" w:uiPriority="71"/>
-    <w:lsdException w:name="Colorful List Accent 6" w:uiPriority="72"/>
-    <w:lsdException w:name="Colorful Grid Accent 6" w:uiPriority="73"/>
-    <w:lsdException w:name="Subtle Emphasis" w:uiPriority="19" w:qFormat="1"/>
-    <w:lsdException w:name="Intense Emphasis" w:uiPriority="21" w:qFormat="1"/>
-    <w:lsdException w:name="Subtle Reference" w:uiPriority="31" w:qFormat="1"/>
-    <w:lsdException w:name="Intense Reference" w:uiPriority="32" w:qFormat="1"/>
-    <w:lsdException w:name="Book Title" w:uiPriority="33" w:qFormat="1"/>
-    <w:lsdException w:name="Bibliography" w:semiHidden="1" w:uiPriority="37" w:unhideWhenUsed="1"/>
-    <w:lsdException w:name="TOC Heading" w:semiHidden="1" w:uiPriority="39" w:unhideWhenUsed="1" w:qFormat="1"/>
-    <w:lsdException w:name="Plain Table 1" w:uiPriority="41"/>
-    <w:lsdException w:name="Plain Table 2" w:uiPriority="42"/>
-    <w:lsdException w:name="Plain Table 3" w:uiPriority="43"/>
-    <w:lsdException w:name="Plain Table 4" w:uiPriority="44"/>
-    <w:lsdException w:name="Plain Table 5" w:uiPriority="45"/>
-    <w:lsdException w:name="Grid Table Light" w:uiPriority="40"/>
-    <w:lsdException w:name="Grid Table 1 Light" w:uiPriority="46"/>
-    <w:lsdException w:name="Grid Table 2" w:uiPriority="47"/>
-    <w:lsdException w:name="Grid Table 3" w:uiPriority="48"/>
-    <w:lsdException w:name="Grid Table 4" w:uiPriority="49"/>
-    <w:lsdException w:name="Grid Table 5 Dark" w:uiPriority="50"/>
-    <w:lsdException w:name="Grid Table 6 Colorful" w:uiPriority="51"/>
-    <w:lsdException w:name="Grid Table 7 Colorful" w:uiPriority="52"/>
-    <w:lsdException w:name="Grid Table 1 Light Accent 1" w:uiPriority="46"/>
-    <w:lsdException w:name="Grid Table 2 Accent 1" w:uiPriority="47"/>
-    <w:lsdException w:name="Grid Table 3 Accent 1" w:uiPriority="48"/>
-    <w:lsdException w:name="Grid Table 4 Accent 1" w:uiPriority="49"/>
-    <w:lsdException w:name="Grid Table 5 Dark Accent 1" w:uiPriority="50"/>
-    <w:lsdException w:name="Grid Table 6 Colorful Accent 1" w:uiPriority="51"/>
-    <w:lsdException w:name="Grid Table 7 Colorful Accent 1" w:uiPriority="52"/>
-    <w:lsdException w:name="Grid Table 1 Light Accent 2" w:uiPriority="46"/>
-    <w:lsdException w:name="Grid Table 2 Accent 2" w:uiPriority="47"/>
-    <w:lsdException w:name="Grid Table 3 Accent 2" w:uiPriority="48"/>
-    <w:lsdException w:name="Grid Table 4 Accent 2" w:uiPriority="49"/>
-    <w:lsdException w:name="Grid Table 5 Dark Accent 2" w:uiPriority="50"/>
-    <w:lsdException w:name="Grid Table 6 Colorful Accent 2" w:uiPriority="51"/>
-    <w:lsdException w:name="Grid Table 7 Colorful Accent 2" w:uiPriority="52"/>
-    <w:lsdException w:name="Grid Table 1 Light Accent 3" w:uiPriority="46"/>
-    <w:lsdException w:name="Grid Table 2 Accent 3" w:uiPriority="47"/>
-    <w:lsdException w:name="Grid Table 3 Accent 3" w:uiPriority="48"/>
-    <w:lsdException w:name="Grid Table 4 Accent 3" w:uiPriority="49"/>
-    <w:lsdException w:name="Grid Table 5 Dark Accent 3" w:uiPriority="50"/>
-    <w:lsdException w:name="Grid Table 6 Colorful Accent 3" w:uiPriority="51"/>
-    <w:lsdException w:name="Grid Table 7 Colorful Accent 3" w:uiPriority="52"/>
-    <w:lsdException w:name="Grid Table 1 Light Accent 4" w:uiPriority="46"/>
-    <w:lsdException w:name="Grid Table 2 Accent 4" w:uiPriority="47"/>
-    <w:lsdException w:name="Grid Table 3 Accent 4" w:uiPriority="48"/>
-    <w:lsdException w:name="Grid Table 4 Accent 4" w:uiPriority="49"/>
-    <w:lsdException w:name="Grid Table 5 Dark Accent 4" w:uiPriority="50"/>
-    <w:lsdException w:name="Grid Table 6 Colorful Accent 4" w:uiPriority="51"/>
-    <w:lsdException w:name="Grid Table 7 Colorful Accent 4" w:uiPriority="52"/>
-    <w:lsdException w:name="Grid Table 1 Light Accent 5" w:uiPriority="46"/>
-    <w:lsdException w:name="Grid Table 2 Accent 5" w:uiPriority="47"/>
-    <w:lsdException w:name="Grid Table 3 Accent 5" w:uiPriority="48"/>
-    <w:lsdException w:name="Grid Table 4 Accent 5" w:uiPriority="49"/>
-    <w:lsdException w:name="Grid Table 5 Dark Accent 5" w:uiPriority="50"/>
-    <w:lsdException w:name="Grid Table 6 Colorful Accent 5" w:uiPriority="51"/>
-    <w:lsdException w:name="Grid Table 7 Colorful Accent 5" w:uiPriority="52"/>
-    <w:lsdException w:name="Grid Table 1 Light Accent 6" w:uiPriority="46"/>
-    <w:lsdException w:name="Grid Table 2 Accent 6" w:uiPriority="47"/>
-    <w:lsdException w:name="Grid Table 3 Accent 6" w:uiPriority="48"/>
-    <w:lsdException w:name="Grid Table 4 Accent 6" w:uiPriority="49"/>
-    <w:lsdException w:name="Grid Table 5 Dark Accent 6" w:uiPriority="50"/>
-    <w:lsdException w:name="Grid Table 6 Colorful Accent 6" w:uiPriority="51"/>
-    <w:lsdException w:name="Grid Table 7 Colorful Accent 6" w:uiPriority="52"/>
-    <w:lsdException w:name="List Table 1 Light" w:uiPriority="46"/>
-    <w:lsdException w:name="List Table 2" w:uiPriority="47"/>
-    <w:lsdException w:name="List Table 3" w:uiPriority="48"/>
-    <w:lsdException w:name="List Table 4" w:uiPriority="49"/>
-    <w:lsdException w:name="List Table 5 Dark" w:uiPriority="50"/>
-    <w:lsdException w:name="List Table 6 Colorful" w:uiPriority="51"/>
-    <w:lsdException w:name="List Table 7 Colorful" w:uiPriority="52"/>
-    <w:lsdException w:name="List Table 1 Light Accent 1" w:uiPriority="46"/>
-    <w:lsdException w:name="List Table 2 Accent 1" w:uiPriority="47"/>
-    <w:lsdException w:name="List Table 3 Accent 1" w:uiPriority="48"/>
-    <w:lsdException w:name="List Table 4 Accent 1" w:uiPriority="49"/>
-    <w:lsdException w:name="List Table 5 Dark Accent 1" w:uiPriority="50"/>
-    <w:lsdException w:name="List Table 6 Colorful Accent 1" w:uiPriority="51"/>
-    <w:lsdException w:name="List Table 7 Colorful Accent 1" w:uiPriority="52"/>
-    <w:lsdException w:name="List Table 1 Light Accent 2" w:uiPriority="46"/>
-    <w:lsdException w:name="List Table 2 Accent 2" w:uiPriority="47"/>
-    <w:lsdException w:name="List Table 3 Accent 2" w:uiPriority="48"/>
-    <w:lsdException w:name="List Table 4 Accent 2" w:uiPriority="49"/>
-    <w:lsdException w:name="List Table 5 Dark Accent 2" w:uiPriority="50"/>
-    <w:lsdException w:name="List Table 6 Colorful Accent 2" w:uiPriority="51"/>
-    <w:lsdException w:name="List Table 7 Colorful Accent 2" w:uiPriority="52"/>
-    <w:lsdException w:name="List Table 1 Light Accent 3" w:uiPriority="46"/>
-    <w:lsdException w:name="List Table 2 Accent 3" w:uiPriority="47"/>
-    <w:lsdException w:name="List Table 3 Accent 3" w:uiPriority="48"/>
-    <w:lsdException w:name="List Table 4 Accent 3" w:uiPriority="49"/>
-    <w:lsdException w:name="List Table 5 Dark Accent 3" w:uiPriority="50"/>
-    <w:lsdException w:name="List Table 6 Colorful Accent 3" w:uiPriority="51"/>
-    <w:lsdException w:name="List Table 7 Colorful Accent 3" w:uiPriority="52"/>
-    <w:lsdException w:name="List Table 1 Light Accent 4" w:uiPriority="46"/>
-    <w:lsdException w:name="List Table 2 Accent 4" w:uiPriority="47"/>
-    <w:lsdException w:name="List Table 3 Accent 4" w:uiPriority="48"/>
-    <w:lsdException w:name="List Table 4 Accent 4" w:uiPriority="49"/>
-    <w:lsdException w:name="List Table 5 Dark Accent 4" w:uiPriority="50"/>
-    <w:lsdException w:name="List Table 6 Colorful Accent 4" w:uiPriority="51"/>
-    <w:lsdException w:name="List Table 7 Colorful Accent 4" w:uiPriority="52"/>
-    <w:lsdException w:name="List Table 1 Light Accent 5" w:uiPriority="46"/>
-    <w:lsdException w:name="List Table 2 Accent 5" w:uiPriority="47"/>
-    <w:lsdException w:name="List Table 3 Accent 5" w:uiPriority="48"/>
-    <w:lsdException w:name="List Table 4 Accent 5" w:uiPriority="49"/>
-    <w:lsdException w:name="List Table 5 Dark Accent 5" w:uiPriority="50"/>
-    <w:lsdException w:name="List Table 6 Colorful Accent 5" w:uiPriority="51"/>
-    <w:lsdException w:name="List Table 7 Colorful Accent 5" w:uiPriority="52"/>
-    <w:lsdException w:name="List Table 1 Light Accent 6" w:uiPriority="46"/>
-    <w:lsdException w:name="List Table 2 Accent 6" w:uiPriority="47"/>
-    <w:lsdException w:name="List Table 3 Accent 6" w:uiPriority="48"/>
-    <w:lsdException w:name="List Table 4 Accent 6" w:uiPriority="49"/>
-    <w:lsdException w:name="List Table 5 Dark Accent 6" w:uiPriority="50"/>
-    <w:lsdException w:name="List Table 6 Colorful Accent 6" w:uiPriority="51"/>
-    <w:lsdException w:name="List Table 7 Colorful Accent 6" w:uiPriority="52"/>
-    <w:lsdException w:name="Mention" w:semiHidden="1" w:unhideWhenUsed="1"/>
-    <w:lsdException w:name="Smart Hyperlink" w:semiHidden="1" w:unhideWhenUsed="1"/>
-    <w:lsdException w:name="Hashtag" w:semiHidden="1" w:unhideWhenUsed="1"/>
-    <w:lsdException w:name="Unresolved Mention" w:semiHidden="1" w:unhideWhenUsed="1"/>
-    <w:lsdException w:name="Smart Link" w:semiHidden="1" w:unhideWhenUsed="1"/>
+  <w:latentStyles w:defLockedState="0" w:defUIPriority="99" w:defSemiHidden="1" w:defUnhideWhenUsed="1" w:defQFormat="0" w:count="267">
+    <w:lsdException w:name="Normal" w:semiHidden="0" w:uiPriority="0" w:unhideWhenUsed="0" w:qFormat="1"/>
+    <w:lsdException w:name="heading 1" w:semiHidden="0" w:uiPriority="9" w:unhideWhenUsed="0" w:qFormat="1"/>
+    <w:lsdException w:name="heading 2" w:uiPriority="9" w:qFormat="1"/>
+    <w:lsdException w:name="heading 3" w:uiPriority="9" w:qFormat="1"/>
+    <w:lsdException w:name="heading 4" w:uiPriority="9" w:qFormat="1"/>
+    <w:lsdException w:name="heading 5" w:uiPriority="9" w:qFormat="1"/>
+    <w:lsdException w:name="heading 6" w:uiPriority="9" w:qFormat="1"/>
+    <w:lsdException w:name="heading 7" w:uiPriority="9" w:qFormat="1"/>
+    <w:lsdException w:name="heading 8" w:uiPriority="9" w:qFormat="1"/>
+    <w:lsdException w:name="heading 9" w:uiPriority="9" w:qFormat="1"/>
+    <w:lsdException w:name="toc 1" w:uiPriority="39"/>
+    <w:lsdException w:name="toc 2" w:uiPriority="39"/>
+    <w:lsdException w:name="toc 3" w:uiPriority="39"/>
+    <w:lsdException w:name="toc 4" w:uiPriority="39"/>
+    <w:lsdException w:name="toc 5" w:uiPriority="39"/>
+    <w:lsdException w:name="toc 6" w:uiPriority="39"/>
+    <w:lsdException w:name="toc 7" w:uiPriority="39"/>
+    <w:lsdException w:name="toc 8" w:uiPriority="39"/>
+    <w:lsdException w:name="toc 9" w:uiPriority="39"/>
+    <w:lsdException w:name="caption" w:uiPriority="35" w:qFormat="1"/>
+    <w:lsdException w:name="Title" w:semiHidden="0" w:uiPriority="10" w:unhideWhenUsed="0" w:qFormat="1"/>
+    <w:lsdException w:name="Default Paragraph Font" w:uiPriority="1"/>
+    <w:lsdException w:name="Subtitle" w:semiHidden="0" w:uiPriority="11" w:unhideWhenUsed="0" w:qFormat="1"/>
+    <w:lsdException w:name="Strong" w:semiHidden="0" w:uiPriority="22" w:unhideWhenUsed="0" w:qFormat="1"/>
+    <w:lsdException w:name="Emphasis" w:semiHidden="0" w:uiPriority="20" w:unhideWhenUsed="0" w:qFormat="1"/>
+    <w:lsdException w:name="Table Grid" w:semiHidden="0" w:uiPriority="39" w:unhideWhenUsed="0"/>
+    <w:lsdException w:name="Placeholder Text" w:unhideWhenUsed="0"/>
+    <w:lsdException w:name="No Spacing" w:semiHidden="0" w:uiPriority="1" w:unhideWhenUsed="0" w:qFormat="1"/>
+    <w:lsdException w:name="Light Shading" w:semiHidden="0" w:uiPriority="60" w:unhideWhenUsed="0"/>
+    <w:lsdException w:name="Light List" w:semiHidden="0" w:uiPriority="61" w:unhideWhenUsed="0"/>
+    <w:lsdException w:name="Light Grid" w:semiHidden="0" w:uiPriority="62" w:unhideWhenUsed="0"/>
+    <w:lsdException w:name="Medium Shading 1" w:semiHidden="0" w:uiPriority="63" w:unhideWhenUsed="0"/>
+    <w:lsdException w:name="Medium Shading 2" w:semiHidden="0" w:uiPriority="64" w:unhideWhenUsed="0"/>
+    <w:lsdException w:name="Medium List 1" w:semiHidden="0" w:uiPriority="65" w:unhideWhenUsed="0"/>
+    <w:lsdException w:name="Medium List 2" w:semiHidden="0" w:uiPriority="66" w:unhideWhenUsed="0"/>
+    <w:lsdException w:name="Medium Grid 1" w:semiHidden="0" w:uiPriority="67" w:unhideWhenUsed="0"/>
+    <w:lsdException w:name="Medium Grid 2" w:semiHidden="0" w:uiPriority="68" w:unhideWhenUsed="0"/>
+    <w:lsdException w:name="Medium Grid 3" w:semiHidden="0" w:uiPriority="69" w:unhideWhenUsed="0"/>
+    <w:lsdException w:name="Dark List" w:semiHidden="0" w:uiPriority="70" w:unhideWhenUsed="0"/>
+    <w:lsdException w:name="Colorful Shading" w:semiHidden="0" w:uiPriority="71" w:unhideWhenUsed="0"/>
+    <w:lsdException w:name="Colorful List" w:semiHidden="0" w:uiPriority="72" w:unhideWhenUsed="0"/>
+    <w:lsdException w:name="Colorful Grid" w:semiHidden="0" w:uiPriority="73" w:unhideWhenUsed="0"/>
+    <w:lsdException w:name="Light Shading Accent 1" w:semiHidden="0" w:uiPriority="60" w:unhideWhenUsed="0"/>
+    <w:lsdException w:name="Light List Accent 1" w:semiHidden="0" w:uiPriority="61" w:unhideWhenUsed="0"/>
+    <w:lsdException w:name="Light Grid Accent 1" w:semiHidden="0" w:uiPriority="62" w:unhideWhenUsed="0"/>
+    <w:lsdException w:name="Medium Shading 1 Accent 1" w:semiHidden="0" w:uiPriority="63" w:unhideWhenUsed="0"/>
+    <w:lsdException w:name="Medium Shading 2 Accent 1" w:semiHidden="0" w:uiPriority="64" w:unhideWhenUsed="0"/>
+    <w:lsdException w:name="Medium List 1 Accent 1" w:semiHidden="0" w:uiPriority="65" w:unhideWhenUsed="0"/>
+    <w:lsdException w:name="Revision" w:unhideWhenUsed="0"/>
+    <w:lsdException w:name="List Paragraph" w:semiHidden="0" w:uiPriority="34" w:unhideWhenUsed="0" w:qFormat="1"/>
+    <w:lsdException w:name="Quote" w:semiHidden="0" w:uiPriority="29" w:unhideWhenUsed="0" w:qFormat="1"/>
+    <w:lsdException w:name="Intense Quote" w:semiHidden="0" w:uiPriority="30" w:unhideWhenUsed="0" w:qFormat="1"/>
+    <w:lsdException w:name="Medium List 2 Accent 1" w:semiHidden="0" w:uiPriority="66" w:unhideWhenUsed="0"/>
+    <w:lsdException w:name="Medium Grid 1 Accent 1" w:semiHidden="0" w:uiPriority="67" w:unhideWhenUsed="0"/>
+    <w:lsdException w:name="Medium Grid 2 Accent 1" w:semiHidden="0" w:uiPriority="68" w:unhideWhenUsed="0"/>
+    <w:lsdException w:name="Medium Grid 3 Accent 1" w:semiHidden="0" w:uiPriority="69" w:unhideWhenUsed="0"/>
+    <w:lsdException w:name="Dark List Accent 1" w:semiHidden="0" w:uiPriority="70" w:unhideWhenUsed="0"/>
+    <w:lsdException w:name="Colorful Shading Accent 1" w:semiHidden="0" w:uiPriority="71" w:unhideWhenUsed="0"/>
+    <w:lsdException w:name="Colorful List Accent 1" w:semiHidden="0" w:uiPriority="72" w:unhideWhenUsed="0"/>
+    <w:lsdException w:name="Colorful Grid Accent 1" w:semiHidden="0" w:uiPriority="73" w:unhideWhenUsed="0"/>
+    <w:lsdException w:name="Light Shading Accent 2" w:semiHidden="0" w:uiPriority="60" w:unhideWhenUsed="0"/>
+    <w:lsdException w:name="Light List Accent 2" w:semiHidden="0" w:uiPriority="61" w:unhideWhenUsed="0"/>
+    <w:lsdException w:name="Light Grid Accent 2" w:semiHidden="0" w:uiPriority="62" w:unhideWhenUsed="0"/>
+    <w:lsdException w:name="Medium Shading 1 Accent 2" w:semiHidden="0" w:uiPriority="63" w:unhideWhenUsed="0"/>
+    <w:lsdException w:name="Medium Shading 2 Accent 2" w:semiHidden="0" w:uiPriority="64" w:unhideWhenUsed="0"/>
+    <w:lsdException w:name="Medium List 1 Accent 2" w:semiHidden="0" w:uiPriority="65" w:unhideWhenUsed="0"/>
+    <w:lsdException w:name="Medium List 2 Accent 2" w:semiHidden="0" w:uiPriority="66" w:unhideWhenUsed="0"/>
+    <w:lsdException w:name="Medium Grid 1 Accent 2" w:semiHidden="0" w:uiPriority="67" w:unhideWhenUsed="0"/>
+    <w:lsdException w:name="Medium Grid 2 Accent 2" w:semiHidden="0" w:uiPriority="68" w:unhideWhenUsed="0"/>
+    <w:lsdException w:name="Medium Grid 3 Accent 2" w:semiHidden="0" w:uiPriority="69" w:unhideWhenUsed="0"/>
+    <w:lsdException w:name="Dark List Accent 2" w:semiHidden="0" w:uiPriority="70" w:unhideWhenUsed="0"/>
+    <w:lsdException w:name="Colorful Shading Accent 2" w:semiHidden="0" w:uiPriority="71" w:unhideWhenUsed="0"/>
+    <w:lsdException w:name="Colorful List Accent 2" w:semiHidden="0" w:uiPriority="72" w:unhideWhenUsed="0"/>
+    <w:lsdException w:name="Colorful Grid Accent 2" w:semiHidden="0" w:uiPriority="73" w:unhideWhenUsed="0"/>
+    <w:lsdException w:name="Light Shading Accent 3" w:semiHidden="0" w:uiPriority="60" w:unhideWhenUsed="0"/>
+    <w:lsdException w:name="Light List Accent 3" w:semiHidden="0" w:uiPriority="61" w:unhideWhenUsed="0"/>
+    <w:lsdException w:name="Light Grid Accent 3" w:semiHidden="0" w:uiPriority="62" w:unhideWhenUsed="0"/>
+    <w:lsdException w:name="Medium Shading 1 Accent 3" w:semiHidden="0" w:uiPriority="63" w:unhideWhenUsed="0"/>
+    <w:lsdException w:name="Medium Shading 2 Accent 3" w:semiHidden="0" w:uiPriority="64" w:unhideWhenUsed="0"/>
+    <w:lsdException w:name="Medium List 1 Accent 3" w:semiHidden="0" w:uiPriority="65" w:unhideWhenUsed="0"/>
+    <w:lsdException w:name="Medium List 2 Accent 3" w:semiHidden="0" w:uiPriority="66" w:unhideWhenUsed="0"/>
+    <w:lsdException w:name="Medium Grid 1 Accent 3" w:semiHidden="0" w:uiPriority="67" w:unhideWhenUsed="0"/>
+    <w:lsdException w:name="Medium Grid 2 Accent 3" w:semiHidden="0" w:uiPriority="68" w:unhideWhenUsed="0"/>
+    <w:lsdException w:name="Medium Grid 3 Accent 3" w:semiHidden="0" w:uiPriority="69" w:unhideWhenUsed="0"/>
+    <w:lsdException w:name="Dark List Accent 3" w:semiHidden="0" w:uiPriority="70" w:unhideWhenUsed="0"/>
+    <w:lsdException w:name="Colorful Shading Accent 3" w:semiHidden="0" w:uiPriority="71" w:unhideWhenUsed="0"/>
+    <w:lsdException w:name="Colorful List Accent 3" w:semiHidden="0" w:uiPriority="72" w:unhideWhenUsed="0"/>
+    <w:lsdException w:name="Colorful Grid Accent 3" w:semiHidden="0" w:uiPriority="73" w:unhideWhenUsed="0"/>
+    <w:lsdException w:name="Light Shading Accent 4" w:semiHidden="0" w:uiPriority="60" w:unhideWhenUsed="0"/>
+    <w:lsdException w:name="Light List Accent 4" w:semiHidden="0" w:uiPriority="61" w:unhideWhenUsed="0"/>
+    <w:lsdException w:name="Light Grid Accent 4" w:semiHidden="0" w:uiPriority="62" w:unhideWhenUsed="0"/>
+    <w:lsdException w:name="Medium Shading 1 Accent 4" w:semiHidden="0" w:uiPriority="63" w:unhideWhenUsed="0"/>
+    <w:lsdException w:name="Medium Shading 2 Accent 4" w:semiHidden="0" w:uiPriority="64" w:unhideWhenUsed="0"/>
+    <w:lsdException w:name="Medium List 1 Accent 4" w:semiHidden="0" w:uiPriority="65" w:unhideWhenUsed="0"/>
+    <w:lsdException w:name="Medium List 2 Accent 4" w:semiHidden="0" w:uiPriority="66" w:unhideWhenUsed="0"/>
+    <w:lsdException w:name="Medium Grid 1 Accent 4" w:semiHidden="0" w:uiPriority="67" w:unhideWhenUsed="0"/>
+    <w:lsdException w:name="Medium Grid 2 Accent 4" w:semiHidden="0" w:uiPriority="68" w:unhideWhenUsed="0"/>
+    <w:lsdException w:name="Medium Grid 3 Accent 4" w:semiHidden="0" w:uiPriority="69" w:unhideWhenUsed="0"/>
+    <w:lsdException w:name="Dark List Accent 4" w:semiHidden="0" w:uiPriority="70" w:unhideWhenUsed="0"/>
+    <w:lsdException w:name="Colorful Shading Accent 4" w:semiHidden="0" w:uiPriority="71" w:unhideWhenUsed="0"/>
+    <w:lsdException w:name="Colorful List Accent 4" w:semiHidden="0" w:uiPriority="72" w:unhideWhenUsed="0"/>
+    <w:lsdException w:name="Colorful Grid Accent 4" w:semiHidden="0" w:uiPriority="73" w:unhideWhenUsed="0"/>
+    <w:lsdException w:name="Light Shading Accent 5" w:semiHidden="0" w:uiPriority="60" w:unhideWhenUsed="0"/>
+    <w:lsdException w:name="Light List Accent 5" w:semiHidden="0" w:uiPriority="61" w:unhideWhenUsed="0"/>
+    <w:lsdException w:name="Light Grid Accent 5" w:semiHidden="0" w:uiPriority="62" w:unhideWhenUsed="0"/>
+    <w:lsdException w:name="Medium Shading 1 Accent 5" w:semiHidden="0" w:uiPriority="63" w:unhideWhenUsed="0"/>
+    <w:lsdException w:name="Medium Shading 2 Accent 5" w:semiHidden="0" w:uiPriority="64" w:unhideWhenUsed="0"/>
+    <w:lsdException w:name="Medium List 1 Accent 5" w:semiHidden="0" w:uiPriority="65" w:unhideWhenUsed="0"/>
+    <w:lsdException w:name="Medium List 2 Accent 5" w:semiHidden="0" w:uiPriority="66" w:unhideWhenUsed="0"/>
+    <w:lsdException w:name="Medium Grid 1 Accent 5" w:semiHidden="0" w:uiPriority="67" w:unhideWhenUsed="0"/>
+    <w:lsdException w:name="Medium Grid 2 Accent 5" w:semiHidden="0" w:uiPriority="68" w:unhideWhenUsed="0"/>
+    <w:lsdException w:name="Medium Grid 3 Accent 5" w:semiHidden="0" w:uiPriority="69" w:unhideWhenUsed="0"/>
+    <w:lsdException w:name="Dark List Accent 5" w:semiHidden="0" w:uiPriority="70" w:unhideWhenUsed="0"/>
+    <w:lsdException w:name="Colorful Shading Accent 5" w:semiHidden="0" w:uiPriority="71" w:unhideWhenUsed="0"/>
+    <w:lsdException w:name="Colorful List Accent 5" w:semiHidden="0" w:uiPriority="72" w:unhideWhenUsed="0"/>
+    <w:lsdException w:name="Colorful Grid Accent 5" w:semiHidden="0" w:uiPriority="73" w:unhideWhenUsed="0"/>
+    <w:lsdException w:name="Light Shading Accent 6" w:semiHidden="0" w:uiPriority="60" w:unhideWhenUsed="0"/>
+    <w:lsdException w:name="Light List Accent 6" w:semiHidden="0" w:uiPriority="61" w:unhideWhenUsed="0"/>
+    <w:lsdException w:name="Light Grid Accent 6" w:semiHidden="0" w:uiPriority="62" w:unhideWhenUsed="0"/>
+    <w:lsdException w:name="Medium Shading 1 Accent 6" w:semiHidden="0" w:uiPriority="63" w:unhideWhenUsed="0"/>
+    <w:lsdException w:name="Medium Shading 2 Accent 6" w:semiHidden="0" w:uiPriority="64" w:unhideWhenUsed="0"/>
+    <w:lsdException w:name="Medium List 1 Accent 6" w:semiHidden="0" w:uiPriority="65" w:unhideWhenUsed="0"/>
+    <w:lsdException w:name="Medium List 2 Accent 6" w:semiHidden="0" w:uiPriority="66" w:unhideWhenUsed="0"/>
+    <w:lsdException w:name="Medium Grid 1 Accent 6" w:semiHidden="0" w:uiPriority="67" w:unhideWhenUsed="0"/>
+    <w:lsdException w:name="Medium Grid 2 Accent 6" w:semiHidden="0" w:uiPriority="68" w:unhideWhenUsed="0"/>
+    <w:lsdException w:name="Medium Grid 3 Accent 6" w:semiHidden="0" w:uiPriority="69" w:unhideWhenUsed="0"/>
+    <w:lsdException w:name="Dark List Accent 6" w:semiHidden="0" w:uiPriority="70" w:unhideWhenUsed="0"/>
+    <w:lsdException w:name="Colorful Shading Accent 6" w:semiHidden="0" w:uiPriority="71" w:unhideWhenUsed="0"/>
+    <w:lsdException w:name="Colorful List Accent 6" w:semiHidden="0" w:uiPriority="72" w:unhideWhenUsed="0"/>
+    <w:lsdException w:name="Colorful Grid Accent 6" w:semiHidden="0" w:uiPriority="73" w:unhideWhenUsed="0"/>
+    <w:lsdException w:name="Subtle Emphasis" w:semiHidden="0" w:uiPriority="19" w:unhideWhenUsed="0" w:qFormat="1"/>
+    <w:lsdException w:name="Intense Emphasis" w:semiHidden="0" w:uiPriority="21" w:unhideWhenUsed="0" w:qFormat="1"/>
+    <w:lsdException w:name="Subtle Reference" w:semiHidden="0" w:uiPriority="31" w:unhideWhenUsed="0" w:qFormat="1"/>
+    <w:lsdException w:name="Intense Reference" w:semiHidden="0" w:uiPriority="32" w:unhideWhenUsed="0" w:qFormat="1"/>
+    <w:lsdException w:name="Book Title" w:semiHidden="0" w:uiPriority="33" w:unhideWhenUsed="0" w:qFormat="1"/>
+    <w:lsdException w:name="Bibliography" w:uiPriority="37"/>
+    <w:lsdException w:name="TOC Heading" w:uiPriority="39" w:qFormat="1"/>
   </w:latentStyles>
   <w:style w:type="paragraph" w:default="1" w:styleId="Normal">
     <w:name w:val="Normal"/>
@@ -6084,6 +5799,7 @@
   <w:style w:type="character" w:default="1" w:styleId="Fuentedeprrafopredeter">
     <w:name w:val="Default Paragraph Font"/>
     <w:uiPriority w:val="1"/>
+    <w:semiHidden/>
     <w:unhideWhenUsed/>
   </w:style>
   <w:style w:type="table" w:default="1" w:styleId="Tablanormal">
@@ -6155,7 +5871,309 @@
       <w:u w:val="single"/>
     </w:rPr>
   </w:style>
-  <w:style w:type="character" w:styleId="Mencinsinresolver">
+  <w:style w:type="character" w:customStyle="1" w:styleId="UnresolvedMention">
+    <w:name w:val="Unresolved Mention"/>
+    <w:basedOn w:val="Fuentedeprrafopredeter"/>
+    <w:uiPriority w:val="99"/>
+    <w:semiHidden/>
+    <w:unhideWhenUsed/>
+    <w:rsid w:val="00B36103"/>
+    <w:rPr>
+      <w:color w:val="605E5C"/>
+      <w:shd w:val="clear" w:color="auto" w:fill="E1DFDD"/>
+    </w:rPr>
+  </w:style>
+  <w:style w:type="character" w:styleId="Hipervnculovisitado">
+    <w:name w:val="FollowedHyperlink"/>
+    <w:basedOn w:val="Fuentedeprrafopredeter"/>
+    <w:uiPriority w:val="99"/>
+    <w:semiHidden/>
+    <w:unhideWhenUsed/>
+    <w:rsid w:val="001265FA"/>
+    <w:rPr>
+      <w:color w:val="800080" w:themeColor="followedHyperlink"/>
+      <w:u w:val="single"/>
+    </w:rPr>
+  </w:style>
+</w:styles>
+</file>
+
+<file path=word/stylesWithEffects.xml><?xml version="1.0" encoding="utf-8"?>
+<w:styles xmlns:wpc="http://schemas.microsoft.com/office/word/2010/wordprocessingCanvas" xmlns:mc="http://schemas.openxmlformats.org/markup-compatibility/2006" xmlns:o="urn:schemas-microsoft-com:office:office" xmlns:r="http://schemas.openxmlformats.org/officeDocument/2006/relationships" xmlns:m="http://schemas.openxmlformats.org/officeDocument/2006/math" xmlns:v="urn:schemas-microsoft-com:vml" xmlns:wp14="http://schemas.microsoft.com/office/word/2010/wordprocessingDrawing" xmlns:wp="http://schemas.openxmlformats.org/drawingml/2006/wordprocessingDrawing" xmlns:w10="urn:schemas-microsoft-com:office:word" xmlns:w="http://schemas.openxmlformats.org/wordprocessingml/2006/main" xmlns:w14="http://schemas.microsoft.com/office/word/2010/wordml" xmlns:wpg="http://schemas.microsoft.com/office/word/2010/wordprocessingGroup" xmlns:wpi="http://schemas.microsoft.com/office/word/2010/wordprocessingInk" xmlns:wne="http://schemas.microsoft.com/office/word/2006/wordml" xmlns:wps="http://schemas.microsoft.com/office/word/2010/wordprocessingShape" mc:Ignorable="w14 wp14">
+  <w:docDefaults>
+    <w:rPrDefault>
+      <w:rPr>
+        <w:rFonts w:asciiTheme="minorHAnsi" w:eastAsiaTheme="minorHAnsi" w:hAnsiTheme="minorHAnsi" w:cstheme="minorBidi"/>
+        <w:sz w:val="22"/>
+        <w:szCs w:val="22"/>
+        <w:lang w:val="en-US" w:eastAsia="en-US" w:bidi="ar-SA"/>
+      </w:rPr>
+    </w:rPrDefault>
+    <w:pPrDefault>
+      <w:pPr>
+        <w:widowControl w:val="0"/>
+        <w:autoSpaceDE w:val="0"/>
+        <w:autoSpaceDN w:val="0"/>
+      </w:pPr>
+    </w:pPrDefault>
+  </w:docDefaults>
+  <w:latentStyles w:defLockedState="0" w:defUIPriority="99" w:defSemiHidden="1" w:defUnhideWhenUsed="1" w:defQFormat="0" w:count="267">
+    <w:lsdException w:name="Normal" w:semiHidden="0" w:uiPriority="0" w:unhideWhenUsed="0" w:qFormat="1"/>
+    <w:lsdException w:name="heading 1" w:semiHidden="0" w:uiPriority="9" w:unhideWhenUsed="0" w:qFormat="1"/>
+    <w:lsdException w:name="heading 2" w:uiPriority="9" w:qFormat="1"/>
+    <w:lsdException w:name="heading 3" w:uiPriority="9" w:qFormat="1"/>
+    <w:lsdException w:name="heading 4" w:uiPriority="9" w:qFormat="1"/>
+    <w:lsdException w:name="heading 5" w:uiPriority="9" w:qFormat="1"/>
+    <w:lsdException w:name="heading 6" w:uiPriority="9" w:qFormat="1"/>
+    <w:lsdException w:name="heading 7" w:uiPriority="9" w:qFormat="1"/>
+    <w:lsdException w:name="heading 8" w:uiPriority="9" w:qFormat="1"/>
+    <w:lsdException w:name="heading 9" w:uiPriority="9" w:qFormat="1"/>
+    <w:lsdException w:name="toc 1" w:uiPriority="39"/>
+    <w:lsdException w:name="toc 2" w:uiPriority="39"/>
+    <w:lsdException w:name="toc 3" w:uiPriority="39"/>
+    <w:lsdException w:name="toc 4" w:uiPriority="39"/>
+    <w:lsdException w:name="toc 5" w:uiPriority="39"/>
+    <w:lsdException w:name="toc 6" w:uiPriority="39"/>
+    <w:lsdException w:name="toc 7" w:uiPriority="39"/>
+    <w:lsdException w:name="toc 8" w:uiPriority="39"/>
+    <w:lsdException w:name="toc 9" w:uiPriority="39"/>
+    <w:lsdException w:name="caption" w:uiPriority="35" w:qFormat="1"/>
+    <w:lsdException w:name="Title" w:semiHidden="0" w:uiPriority="10" w:unhideWhenUsed="0" w:qFormat="1"/>
+    <w:lsdException w:name="Default Paragraph Font" w:uiPriority="1"/>
+    <w:lsdException w:name="Subtitle" w:semiHidden="0" w:uiPriority="11" w:unhideWhenUsed="0" w:qFormat="1"/>
+    <w:lsdException w:name="Strong" w:semiHidden="0" w:uiPriority="22" w:unhideWhenUsed="0" w:qFormat="1"/>
+    <w:lsdException w:name="Emphasis" w:semiHidden="0" w:uiPriority="20" w:unhideWhenUsed="0" w:qFormat="1"/>
+    <w:lsdException w:name="Table Grid" w:semiHidden="0" w:uiPriority="39" w:unhideWhenUsed="0"/>
+    <w:lsdException w:name="Placeholder Text" w:unhideWhenUsed="0"/>
+    <w:lsdException w:name="No Spacing" w:semiHidden="0" w:uiPriority="1" w:unhideWhenUsed="0" w:qFormat="1"/>
+    <w:lsdException w:name="Light Shading" w:semiHidden="0" w:uiPriority="60" w:unhideWhenUsed="0"/>
+    <w:lsdException w:name="Light List" w:semiHidden="0" w:uiPriority="61" w:unhideWhenUsed="0"/>
+    <w:lsdException w:name="Light Grid" w:semiHidden="0" w:uiPriority="62" w:unhideWhenUsed="0"/>
+    <w:lsdException w:name="Medium Shading 1" w:semiHidden="0" w:uiPriority="63" w:unhideWhenUsed="0"/>
+    <w:lsdException w:name="Medium Shading 2" w:semiHidden="0" w:uiPriority="64" w:unhideWhenUsed="0"/>
+    <w:lsdException w:name="Medium List 1" w:semiHidden="0" w:uiPriority="65" w:unhideWhenUsed="0"/>
+    <w:lsdException w:name="Medium List 2" w:semiHidden="0" w:uiPriority="66" w:unhideWhenUsed="0"/>
+    <w:lsdException w:name="Medium Grid 1" w:semiHidden="0" w:uiPriority="67" w:unhideWhenUsed="0"/>
+    <w:lsdException w:name="Medium Grid 2" w:semiHidden="0" w:uiPriority="68" w:unhideWhenUsed="0"/>
+    <w:lsdException w:name="Medium Grid 3" w:semiHidden="0" w:uiPriority="69" w:unhideWhenUsed="0"/>
+    <w:lsdException w:name="Dark List" w:semiHidden="0" w:uiPriority="70" w:unhideWhenUsed="0"/>
+    <w:lsdException w:name="Colorful Shading" w:semiHidden="0" w:uiPriority="71" w:unhideWhenUsed="0"/>
+    <w:lsdException w:name="Colorful List" w:semiHidden="0" w:uiPriority="72" w:unhideWhenUsed="0"/>
+    <w:lsdException w:name="Colorful Grid" w:semiHidden="0" w:uiPriority="73" w:unhideWhenUsed="0"/>
+    <w:lsdException w:name="Light Shading Accent 1" w:semiHidden="0" w:uiPriority="60" w:unhideWhenUsed="0"/>
+    <w:lsdException w:name="Light List Accent 1" w:semiHidden="0" w:uiPriority="61" w:unhideWhenUsed="0"/>
+    <w:lsdException w:name="Light Grid Accent 1" w:semiHidden="0" w:uiPriority="62" w:unhideWhenUsed="0"/>
+    <w:lsdException w:name="Medium Shading 1 Accent 1" w:semiHidden="0" w:uiPriority="63" w:unhideWhenUsed="0"/>
+    <w:lsdException w:name="Medium Shading 2 Accent 1" w:semiHidden="0" w:uiPriority="64" w:unhideWhenUsed="0"/>
+    <w:lsdException w:name="Medium List 1 Accent 1" w:semiHidden="0" w:uiPriority="65" w:unhideWhenUsed="0"/>
+    <w:lsdException w:name="Revision" w:unhideWhenUsed="0"/>
+    <w:lsdException w:name="List Paragraph" w:semiHidden="0" w:uiPriority="34" w:unhideWhenUsed="0" w:qFormat="1"/>
+    <w:lsdException w:name="Quote" w:semiHidden="0" w:uiPriority="29" w:unhideWhenUsed="0" w:qFormat="1"/>
+    <w:lsdException w:name="Intense Quote" w:semiHidden="0" w:uiPriority="30" w:unhideWhenUsed="0" w:qFormat="1"/>
+    <w:lsdException w:name="Medium List 2 Accent 1" w:semiHidden="0" w:uiPriority="66" w:unhideWhenUsed="0"/>
+    <w:lsdException w:name="Medium Grid 1 Accent 1" w:semiHidden="0" w:uiPriority="67" w:unhideWhenUsed="0"/>
+    <w:lsdException w:name="Medium Grid 2 Accent 1" w:semiHidden="0" w:uiPriority="68" w:unhideWhenUsed="0"/>
+    <w:lsdException w:name="Medium Grid 3 Accent 1" w:semiHidden="0" w:uiPriority="69" w:unhideWhenUsed="0"/>
+    <w:lsdException w:name="Dark List Accent 1" w:semiHidden="0" w:uiPriority="70" w:unhideWhenUsed="0"/>
+    <w:lsdException w:name="Colorful Shading Accent 1" w:semiHidden="0" w:uiPriority="71" w:unhideWhenUsed="0"/>
+    <w:lsdException w:name="Colorful List Accent 1" w:semiHidden="0" w:uiPriority="72" w:unhideWhenUsed="0"/>
+    <w:lsdException w:name="Colorful Grid Accent 1" w:semiHidden="0" w:uiPriority="73" w:unhideWhenUsed="0"/>
+    <w:lsdException w:name="Light Shading Accent 2" w:semiHidden="0" w:uiPriority="60" w:unhideWhenUsed="0"/>
+    <w:lsdException w:name="Light List Accent 2" w:semiHidden="0" w:uiPriority="61" w:unhideWhenUsed="0"/>
+    <w:lsdException w:name="Light Grid Accent 2" w:semiHidden="0" w:uiPriority="62" w:unhideWhenUsed="0"/>
+    <w:lsdException w:name="Medium Shading 1 Accent 2" w:semiHidden="0" w:uiPriority="63" w:unhideWhenUsed="0"/>
+    <w:lsdException w:name="Medium Shading 2 Accent 2" w:semiHidden="0" w:uiPriority="64" w:unhideWhenUsed="0"/>
+    <w:lsdException w:name="Medium List 1 Accent 2" w:semiHidden="0" w:uiPriority="65" w:unhideWhenUsed="0"/>
+    <w:lsdException w:name="Medium List 2 Accent 2" w:semiHidden="0" w:uiPriority="66" w:unhideWhenUsed="0"/>
+    <w:lsdException w:name="Medium Grid 1 Accent 2" w:semiHidden="0" w:uiPriority="67" w:unhideWhenUsed="0"/>
+    <w:lsdException w:name="Medium Grid 2 Accent 2" w:semiHidden="0" w:uiPriority="68" w:unhideWhenUsed="0"/>
+    <w:lsdException w:name="Medium Grid 3 Accent 2" w:semiHidden="0" w:uiPriority="69" w:unhideWhenUsed="0"/>
+    <w:lsdException w:name="Dark List Accent 2" w:semiHidden="0" w:uiPriority="70" w:unhideWhenUsed="0"/>
+    <w:lsdException w:name="Colorful Shading Accent 2" w:semiHidden="0" w:uiPriority="71" w:unhideWhenUsed="0"/>
+    <w:lsdException w:name="Colorful List Accent 2" w:semiHidden="0" w:uiPriority="72" w:unhideWhenUsed="0"/>
+    <w:lsdException w:name="Colorful Grid Accent 2" w:semiHidden="0" w:uiPriority="73" w:unhideWhenUsed="0"/>
+    <w:lsdException w:name="Light Shading Accent 3" w:semiHidden="0" w:uiPriority="60" w:unhideWhenUsed="0"/>
+    <w:lsdException w:name="Light List Accent 3" w:semiHidden="0" w:uiPriority="61" w:unhideWhenUsed="0"/>
+    <w:lsdException w:name="Light Grid Accent 3" w:semiHidden="0" w:uiPriority="62" w:unhideWhenUsed="0"/>
+    <w:lsdException w:name="Medium Shading 1 Accent 3" w:semiHidden="0" w:uiPriority="63" w:unhideWhenUsed="0"/>
+    <w:lsdException w:name="Medium Shading 2 Accent 3" w:semiHidden="0" w:uiPriority="64" w:unhideWhenUsed="0"/>
+    <w:lsdException w:name="Medium List 1 Accent 3" w:semiHidden="0" w:uiPriority="65" w:unhideWhenUsed="0"/>
+    <w:lsdException w:name="Medium List 2 Accent 3" w:semiHidden="0" w:uiPriority="66" w:unhideWhenUsed="0"/>
+    <w:lsdException w:name="Medium Grid 1 Accent 3" w:semiHidden="0" w:uiPriority="67" w:unhideWhenUsed="0"/>
+    <w:lsdException w:name="Medium Grid 2 Accent 3" w:semiHidden="0" w:uiPriority="68" w:unhideWhenUsed="0"/>
+    <w:lsdException w:name="Medium Grid 3 Accent 3" w:semiHidden="0" w:uiPriority="69" w:unhideWhenUsed="0"/>
+    <w:lsdException w:name="Dark List Accent 3" w:semiHidden="0" w:uiPriority="70" w:unhideWhenUsed="0"/>
+    <w:lsdException w:name="Colorful Shading Accent 3" w:semiHidden="0" w:uiPriority="71" w:unhideWhenUsed="0"/>
+    <w:lsdException w:name="Colorful List Accent 3" w:semiHidden="0" w:uiPriority="72" w:unhideWhenUsed="0"/>
+    <w:lsdException w:name="Colorful Grid Accent 3" w:semiHidden="0" w:uiPriority="73" w:unhideWhenUsed="0"/>
+    <w:lsdException w:name="Light Shading Accent 4" w:semiHidden="0" w:uiPriority="60" w:unhideWhenUsed="0"/>
+    <w:lsdException w:name="Light List Accent 4" w:semiHidden="0" w:uiPriority="61" w:unhideWhenUsed="0"/>
+    <w:lsdException w:name="Light Grid Accent 4" w:semiHidden="0" w:uiPriority="62" w:unhideWhenUsed="0"/>
+    <w:lsdException w:name="Medium Shading 1 Accent 4" w:semiHidden="0" w:uiPriority="63" w:unhideWhenUsed="0"/>
+    <w:lsdException w:name="Medium Shading 2 Accent 4" w:semiHidden="0" w:uiPriority="64" w:unhideWhenUsed="0"/>
+    <w:lsdException w:name="Medium List 1 Accent 4" w:semiHidden="0" w:uiPriority="65" w:unhideWhenUsed="0"/>
+    <w:lsdException w:name="Medium List 2 Accent 4" w:semiHidden="0" w:uiPriority="66" w:unhideWhenUsed="0"/>
+    <w:lsdException w:name="Medium Grid 1 Accent 4" w:semiHidden="0" w:uiPriority="67" w:unhideWhenUsed="0"/>
+    <w:lsdException w:name="Medium Grid 2 Accent 4" w:semiHidden="0" w:uiPriority="68" w:unhideWhenUsed="0"/>
+    <w:lsdException w:name="Medium Grid 3 Accent 4" w:semiHidden="0" w:uiPriority="69" w:unhideWhenUsed="0"/>
+    <w:lsdException w:name="Dark List Accent 4" w:semiHidden="0" w:uiPriority="70" w:unhideWhenUsed="0"/>
+    <w:lsdException w:name="Colorful Shading Accent 4" w:semiHidden="0" w:uiPriority="71" w:unhideWhenUsed="0"/>
+    <w:lsdException w:name="Colorful List Accent 4" w:semiHidden="0" w:uiPriority="72" w:unhideWhenUsed="0"/>
+    <w:lsdException w:name="Colorful Grid Accent 4" w:semiHidden="0" w:uiPriority="73" w:unhideWhenUsed="0"/>
+    <w:lsdException w:name="Light Shading Accent 5" w:semiHidden="0" w:uiPriority="60" w:unhideWhenUsed="0"/>
+    <w:lsdException w:name="Light List Accent 5" w:semiHidden="0" w:uiPriority="61" w:unhideWhenUsed="0"/>
+    <w:lsdException w:name="Light Grid Accent 5" w:semiHidden="0" w:uiPriority="62" w:unhideWhenUsed="0"/>
+    <w:lsdException w:name="Medium Shading 1 Accent 5" w:semiHidden="0" w:uiPriority="63" w:unhideWhenUsed="0"/>
+    <w:lsdException w:name="Medium Shading 2 Accent 5" w:semiHidden="0" w:uiPriority="64" w:unhideWhenUsed="0"/>
+    <w:lsdException w:name="Medium List 1 Accent 5" w:semiHidden="0" w:uiPriority="65" w:unhideWhenUsed="0"/>
+    <w:lsdException w:name="Medium List 2 Accent 5" w:semiHidden="0" w:uiPriority="66" w:unhideWhenUsed="0"/>
+    <w:lsdException w:name="Medium Grid 1 Accent 5" w:semiHidden="0" w:uiPriority="67" w:unhideWhenUsed="0"/>
+    <w:lsdException w:name="Medium Grid 2 Accent 5" w:semiHidden="0" w:uiPriority="68" w:unhideWhenUsed="0"/>
+    <w:lsdException w:name="Medium Grid 3 Accent 5" w:semiHidden="0" w:uiPriority="69" w:unhideWhenUsed="0"/>
+    <w:lsdException w:name="Dark List Accent 5" w:semiHidden="0" w:uiPriority="70" w:unhideWhenUsed="0"/>
+    <w:lsdException w:name="Colorful Shading Accent 5" w:semiHidden="0" w:uiPriority="71" w:unhideWhenUsed="0"/>
+    <w:lsdException w:name="Colorful List Accent 5" w:semiHidden="0" w:uiPriority="72" w:unhideWhenUsed="0"/>
+    <w:lsdException w:name="Colorful Grid Accent 5" w:semiHidden="0" w:uiPriority="73" w:unhideWhenUsed="0"/>
+    <w:lsdException w:name="Light Shading Accent 6" w:semiHidden="0" w:uiPriority="60" w:unhideWhenUsed="0"/>
+    <w:lsdException w:name="Light List Accent 6" w:semiHidden="0" w:uiPriority="61" w:unhideWhenUsed="0"/>
+    <w:lsdException w:name="Light Grid Accent 6" w:semiHidden="0" w:uiPriority="62" w:unhideWhenUsed="0"/>
+    <w:lsdException w:name="Medium Shading 1 Accent 6" w:semiHidden="0" w:uiPriority="63" w:unhideWhenUsed="0"/>
+    <w:lsdException w:name="Medium Shading 2 Accent 6" w:semiHidden="0" w:uiPriority="64" w:unhideWhenUsed="0"/>
+    <w:lsdException w:name="Medium List 1 Accent 6" w:semiHidden="0" w:uiPriority="65" w:unhideWhenUsed="0"/>
+    <w:lsdException w:name="Medium List 2 Accent 6" w:semiHidden="0" w:uiPriority="66" w:unhideWhenUsed="0"/>
+    <w:lsdException w:name="Medium Grid 1 Accent 6" w:semiHidden="0" w:uiPriority="67" w:unhideWhenUsed="0"/>
+    <w:lsdException w:name="Medium Grid 2 Accent 6" w:semiHidden="0" w:uiPriority="68" w:unhideWhenUsed="0"/>
+    <w:lsdException w:name="Medium Grid 3 Accent 6" w:semiHidden="0" w:uiPriority="69" w:unhideWhenUsed="0"/>
+    <w:lsdException w:name="Dark List Accent 6" w:semiHidden="0" w:uiPriority="70" w:unhideWhenUsed="0"/>
+    <w:lsdException w:name="Colorful Shading Accent 6" w:semiHidden="0" w:uiPriority="71" w:unhideWhenUsed="0"/>
+    <w:lsdException w:name="Colorful List Accent 6" w:semiHidden="0" w:uiPriority="72" w:unhideWhenUsed="0"/>
+    <w:lsdException w:name="Colorful Grid Accent 6" w:semiHidden="0" w:uiPriority="73" w:unhideWhenUsed="0"/>
+    <w:lsdException w:name="Subtle Emphasis" w:semiHidden="0" w:uiPriority="19" w:unhideWhenUsed="0" w:qFormat="1"/>
+    <w:lsdException w:name="Intense Emphasis" w:semiHidden="0" w:uiPriority="21" w:unhideWhenUsed="0" w:qFormat="1"/>
+    <w:lsdException w:name="Subtle Reference" w:semiHidden="0" w:uiPriority="31" w:unhideWhenUsed="0" w:qFormat="1"/>
+    <w:lsdException w:name="Intense Reference" w:semiHidden="0" w:uiPriority="32" w:unhideWhenUsed="0" w:qFormat="1"/>
+    <w:lsdException w:name="Book Title" w:semiHidden="0" w:uiPriority="33" w:unhideWhenUsed="0" w:qFormat="1"/>
+    <w:lsdException w:name="Bibliography" w:uiPriority="37"/>
+    <w:lsdException w:name="TOC Heading" w:uiPriority="39" w:qFormat="1"/>
+  </w:latentStyles>
+  <w:style w:type="paragraph" w:default="1" w:styleId="Normal">
+    <w:name w:val="Normal"/>
+    <w:qFormat/>
+    <w:rPr>
+      <w:rFonts w:ascii="Arial MT" w:eastAsia="Arial MT" w:hAnsi="Arial MT" w:cs="Arial MT"/>
+      <w:lang w:val="es-ES"/>
+    </w:rPr>
+  </w:style>
+  <w:style w:type="paragraph" w:styleId="Ttulo1">
+    <w:name w:val="heading 1"/>
+    <w:basedOn w:val="Normal"/>
+    <w:uiPriority w:val="9"/>
+    <w:qFormat/>
+    <w:pPr>
+      <w:ind w:left="2"/>
+      <w:outlineLvl w:val="0"/>
+    </w:pPr>
+    <w:rPr>
+      <w:rFonts w:ascii="Times New Roman" w:eastAsia="Times New Roman" w:hAnsi="Times New Roman" w:cs="Times New Roman"/>
+      <w:b/>
+      <w:bCs/>
+      <w:sz w:val="24"/>
+      <w:szCs w:val="24"/>
+    </w:rPr>
+  </w:style>
+  <w:style w:type="paragraph" w:styleId="Ttulo2">
+    <w:name w:val="heading 2"/>
+    <w:basedOn w:val="Normal"/>
+    <w:uiPriority w:val="9"/>
+    <w:unhideWhenUsed/>
+    <w:qFormat/>
+    <w:pPr>
+      <w:ind w:left="2089"/>
+      <w:outlineLvl w:val="1"/>
+    </w:pPr>
+    <w:rPr>
+      <w:rFonts w:ascii="Arial" w:eastAsia="Arial" w:hAnsi="Arial" w:cs="Arial"/>
+      <w:b/>
+      <w:bCs/>
+      <w:u w:val="single" w:color="000000"/>
+    </w:rPr>
+  </w:style>
+  <w:style w:type="character" w:default="1" w:styleId="Fuentedeprrafopredeter">
+    <w:name w:val="Default Paragraph Font"/>
+    <w:uiPriority w:val="1"/>
+    <w:semiHidden/>
+    <w:unhideWhenUsed/>
+  </w:style>
+  <w:style w:type="table" w:default="1" w:styleId="Tablanormal">
+    <w:name w:val="Normal Table"/>
+    <w:uiPriority w:val="99"/>
+    <w:semiHidden/>
+    <w:unhideWhenUsed/>
+    <w:tblPr>
+      <w:tblInd w:w="0" w:type="dxa"/>
+      <w:tblCellMar>
+        <w:top w:w="0" w:type="dxa"/>
+        <w:left w:w="108" w:type="dxa"/>
+        <w:bottom w:w="0" w:type="dxa"/>
+        <w:right w:w="108" w:type="dxa"/>
+      </w:tblCellMar>
+    </w:tblPr>
+  </w:style>
+  <w:style w:type="numbering" w:default="1" w:styleId="Sinlista">
+    <w:name w:val="No List"/>
+    <w:uiPriority w:val="99"/>
+    <w:semiHidden/>
+    <w:unhideWhenUsed/>
+  </w:style>
+  <w:style w:type="table" w:customStyle="1" w:styleId="TableNormal">
+    <w:name w:val="Table Normal"/>
+    <w:uiPriority w:val="2"/>
+    <w:semiHidden/>
+    <w:unhideWhenUsed/>
+    <w:qFormat/>
+    <w:tblPr>
+      <w:tblInd w:w="0" w:type="dxa"/>
+      <w:tblCellMar>
+        <w:top w:w="0" w:type="dxa"/>
+        <w:left w:w="0" w:type="dxa"/>
+        <w:bottom w:w="0" w:type="dxa"/>
+        <w:right w:w="0" w:type="dxa"/>
+      </w:tblCellMar>
+    </w:tblPr>
+  </w:style>
+  <w:style w:type="paragraph" w:styleId="Textoindependiente">
+    <w:name w:val="Body Text"/>
+    <w:basedOn w:val="Normal"/>
+    <w:uiPriority w:val="1"/>
+    <w:qFormat/>
+  </w:style>
+  <w:style w:type="paragraph" w:styleId="Prrafodelista">
+    <w:name w:val="List Paragraph"/>
+    <w:basedOn w:val="Normal"/>
+    <w:uiPriority w:val="1"/>
+    <w:qFormat/>
+    <w:pPr>
+      <w:ind w:left="721" w:hanging="360"/>
+    </w:pPr>
+  </w:style>
+  <w:style w:type="paragraph" w:customStyle="1" w:styleId="TableParagraph">
+    <w:name w:val="Table Paragraph"/>
+    <w:basedOn w:val="Normal"/>
+    <w:uiPriority w:val="1"/>
+    <w:qFormat/>
+  </w:style>
+  <w:style w:type="character" w:styleId="Hipervnculo">
+    <w:name w:val="Hyperlink"/>
+    <w:basedOn w:val="Fuentedeprrafopredeter"/>
+    <w:uiPriority w:val="99"/>
+    <w:unhideWhenUsed/>
+    <w:rsid w:val="00B36103"/>
+    <w:rPr>
+      <w:color w:val="0000FF" w:themeColor="hyperlink"/>
+      <w:u w:val="single"/>
+    </w:rPr>
+  </w:style>
+  <w:style w:type="character" w:customStyle="1" w:styleId="UnresolvedMention">
     <w:name w:val="Unresolved Mention"/>
     <w:basedOn w:val="Fuentedeprrafopredeter"/>
     <w:uiPriority w:val="99"/>
